--- a/pr-preview/pr-92/limit-theorems-tracked-changes.docx
+++ b/pr-preview/pr-92/limit-theorems-tracked-changes.docx
@@ -26,7 +26,7 @@
       </w:pPr>
       <w:ins w:id="2" w:author="PR Preview" w:date="2026-01-01T00:00:00Z">
         <w:r>
-          <w:t xml:space="preserve">Last modified: 2026-10-09 11:32:26 (PDT)</w:t>
+          <w:t xml:space="preserve">Last modified: 2026-10-09 11:45:43 (PDT)</w:t>
         </w:r>
       </w:ins>
     </w:p>
@@ -9009,26 +9009,614 @@
           <w:rPr>
             <w:rStyle w:val="NormalTok"/>
           </w:rPr>
-          <w:t xml:space="preserve"> dplyr</w:t>
+          <w:t xml:space="preserve"> </w:t>
         </w:r>
       </w:ins>
       <w:ins w:id="472" w:author="PR Preview" w:date="2026-01-01T00:00:00Z">
         <w:r>
           <w:rPr>
+            <w:rStyle w:val="FunctionTok"/>
+          </w:rPr>
+          <w:t xml:space="preserve">seq_along</w:t>
+        </w:r>
+      </w:ins>
+      <w:ins w:id="473" w:author="PR Preview" w:date="2026-01-01T00:00:00Z">
+        <w:r>
+          <w:rPr>
+            <w:rStyle w:val="NormalTok"/>
+          </w:rPr>
+          <w:t xml:space="preserve">(sizes) </w:t>
+        </w:r>
+      </w:ins>
+      <w:ins w:id="474" w:author="PR Preview" w:date="2026-01-01T00:00:00Z">
+        <w:r>
+          <w:rPr>
             <w:rStyle w:val="SpecialCharTok"/>
           </w:rPr>
+          <w:t xml:space="preserve">|&gt;</w:t>
+        </w:r>
+      </w:ins>
+      <w:ins w:id="475" w:author="PR Preview" w:date="2026-01-01T00:00:00Z">
+        <w:r>
+          <w:br/>
+        </w:r>
+      </w:ins>
+      <w:ins w:id="476" w:author="PR Preview" w:date="2026-01-01T00:00:00Z">
+        <w:r>
+          <w:rPr>
+            <w:rStyle w:val="NormalTok"/>
+          </w:rPr>
+          <w:t xml:space="preserve">  </w:t>
+        </w:r>
+      </w:ins>
+      <w:ins w:id="477" w:author="PR Preview" w:date="2026-01-01T00:00:00Z">
+        <w:r>
+          <w:rPr>
+            <w:rStyle w:val="FunctionTok"/>
+          </w:rPr>
+          <w:t xml:space="preserve">lapply</w:t>
+        </w:r>
+      </w:ins>
+      <w:ins w:id="478" w:author="PR Preview" w:date="2026-01-01T00:00:00Z">
+        <w:r>
+          <w:rPr>
+            <w:rStyle w:val="NormalTok"/>
+          </w:rPr>
+          <w:t xml:space="preserve">(</w:t>
+        </w:r>
+      </w:ins>
+      <w:ins w:id="479" w:author="PR Preview" w:date="2026-01-01T00:00:00Z">
+        <w:r>
+          <w:rPr>
+            <w:rStyle w:val="ControlFlowTok"/>
+          </w:rPr>
+          <w:t xml:space="preserve">function</w:t>
+        </w:r>
+      </w:ins>
+      <w:ins w:id="480" w:author="PR Preview" w:date="2026-01-01T00:00:00Z">
+        <w:r>
+          <w:rPr>
+            <w:rStyle w:val="NormalTok"/>
+          </w:rPr>
+          <w:t xml:space="preserve">(k) {</w:t>
+        </w:r>
+      </w:ins>
+      <w:ins w:id="481" w:author="PR Preview" w:date="2026-01-01T00:00:00Z">
+        <w:r>
+          <w:br/>
+        </w:r>
+      </w:ins>
+      <w:ins w:id="482" w:author="PR Preview" w:date="2026-01-01T00:00:00Z">
+        <w:r>
+          <w:rPr>
+            <w:rStyle w:val="NormalTok"/>
+          </w:rPr>
+          <w:t xml:space="preserve">    se </w:t>
+        </w:r>
+      </w:ins>
+      <w:ins w:id="483" w:author="PR Preview" w:date="2026-01-01T00:00:00Z">
+        <w:r>
+          <w:rPr>
+            <w:rStyle w:val="OtherTok"/>
+          </w:rPr>
+          <w:t xml:space="preserve">&lt;-</w:t>
+        </w:r>
+      </w:ins>
+      <w:ins w:id="484" w:author="PR Preview" w:date="2026-01-01T00:00:00Z">
+        <w:r>
+          <w:rPr>
+            <w:rStyle w:val="NormalTok"/>
+          </w:rPr>
+          <w:t xml:space="preserve"> sigma </w:t>
+        </w:r>
+      </w:ins>
+      <w:ins w:id="485" w:author="PR Preview" w:date="2026-01-01T00:00:00Z">
+        <w:r>
+          <w:rPr>
+            <w:rStyle w:val="SpecialCharTok"/>
+          </w:rPr>
+          <w:t xml:space="preserve">/</w:t>
+        </w:r>
+      </w:ins>
+      <w:ins w:id="486" w:author="PR Preview" w:date="2026-01-01T00:00:00Z">
+        <w:r>
+          <w:rPr>
+            <w:rStyle w:val="NormalTok"/>
+          </w:rPr>
+          <w:t xml:space="preserve"> </w:t>
+        </w:r>
+      </w:ins>
+      <w:ins w:id="487" w:author="PR Preview" w:date="2026-01-01T00:00:00Z">
+        <w:r>
+          <w:rPr>
+            <w:rStyle w:val="FunctionTok"/>
+          </w:rPr>
+          <w:t xml:space="preserve">sqrt</w:t>
+        </w:r>
+      </w:ins>
+      <w:ins w:id="488" w:author="PR Preview" w:date="2026-01-01T00:00:00Z">
+        <w:r>
+          <w:rPr>
+            <w:rStyle w:val="NormalTok"/>
+          </w:rPr>
+          <w:t xml:space="preserve">(sizes[k])</w:t>
+        </w:r>
+      </w:ins>
+      <w:ins w:id="489" w:author="PR Preview" w:date="2026-01-01T00:00:00Z">
+        <w:r>
+          <w:br/>
+        </w:r>
+      </w:ins>
+      <w:ins w:id="490" w:author="PR Preview" w:date="2026-01-01T00:00:00Z">
+        <w:r>
+          <w:rPr>
+            <w:rStyle w:val="NormalTok"/>
+          </w:rPr>
+          <w:t xml:space="preserve">    grid </w:t>
+        </w:r>
+      </w:ins>
+      <w:ins w:id="491" w:author="PR Preview" w:date="2026-01-01T00:00:00Z">
+        <w:r>
+          <w:rPr>
+            <w:rStyle w:val="OtherTok"/>
+          </w:rPr>
+          <w:t xml:space="preserve">&lt;-</w:t>
+        </w:r>
+      </w:ins>
+      <w:ins w:id="492" w:author="PR Preview" w:date="2026-01-01T00:00:00Z">
+        <w:r>
+          <w:rPr>
+            <w:rStyle w:val="NormalTok"/>
+          </w:rPr>
+          <w:t xml:space="preserve"> </w:t>
+        </w:r>
+      </w:ins>
+      <w:ins w:id="493" w:author="PR Preview" w:date="2026-01-01T00:00:00Z">
+        <w:r>
+          <w:rPr>
+            <w:rStyle w:val="FunctionTok"/>
+          </w:rPr>
+          <w:t xml:space="preserve">seq</w:t>
+        </w:r>
+      </w:ins>
+      <w:ins w:id="494" w:author="PR Preview" w:date="2026-01-01T00:00:00Z">
+        <w:r>
+          <w:rPr>
+            <w:rStyle w:val="NormalTok"/>
+          </w:rPr>
+          <w:t xml:space="preserve">(mu </w:t>
+        </w:r>
+      </w:ins>
+      <w:ins w:id="495" w:author="PR Preview" w:date="2026-01-01T00:00:00Z">
+        <w:r>
+          <w:rPr>
+            <w:rStyle w:val="SpecialCharTok"/>
+          </w:rPr>
+          <w:t xml:space="preserve">-</w:t>
+        </w:r>
+      </w:ins>
+      <w:ins w:id="496" w:author="PR Preview" w:date="2026-01-01T00:00:00Z">
+        <w:r>
+          <w:rPr>
+            <w:rStyle w:val="NormalTok"/>
+          </w:rPr>
+          <w:t xml:space="preserve"> </w:t>
+        </w:r>
+      </w:ins>
+      <w:ins w:id="497" w:author="PR Preview" w:date="2026-01-01T00:00:00Z">
+        <w:r>
+          <w:rPr>
+            <w:rStyle w:val="DecValTok"/>
+          </w:rPr>
+          <w:t xml:space="preserve">4</w:t>
+        </w:r>
+      </w:ins>
+      <w:ins w:id="498" w:author="PR Preview" w:date="2026-01-01T00:00:00Z">
+        <w:r>
+          <w:rPr>
+            <w:rStyle w:val="NormalTok"/>
+          </w:rPr>
+          <w:t xml:space="preserve"> </w:t>
+        </w:r>
+      </w:ins>
+      <w:ins w:id="499" w:author="PR Preview" w:date="2026-01-01T00:00:00Z">
+        <w:r>
+          <w:rPr>
+            <w:rStyle w:val="SpecialCharTok"/>
+          </w:rPr>
+          <w:t xml:space="preserve">*</w:t>
+        </w:r>
+      </w:ins>
+      <w:ins w:id="500" w:author="PR Preview" w:date="2026-01-01T00:00:00Z">
+        <w:r>
+          <w:rPr>
+            <w:rStyle w:val="NormalTok"/>
+          </w:rPr>
+          <w:t xml:space="preserve"> se, mu </w:t>
+        </w:r>
+      </w:ins>
+      <w:ins w:id="501" w:author="PR Preview" w:date="2026-01-01T00:00:00Z">
+        <w:r>
+          <w:rPr>
+            <w:rStyle w:val="SpecialCharTok"/>
+          </w:rPr>
+          <w:t xml:space="preserve">+</w:t>
+        </w:r>
+      </w:ins>
+      <w:ins w:id="502" w:author="PR Preview" w:date="2026-01-01T00:00:00Z">
+        <w:r>
+          <w:rPr>
+            <w:rStyle w:val="NormalTok"/>
+          </w:rPr>
+          <w:t xml:space="preserve"> </w:t>
+        </w:r>
+      </w:ins>
+      <w:ins w:id="503" w:author="PR Preview" w:date="2026-01-01T00:00:00Z">
+        <w:r>
+          <w:rPr>
+            <w:rStyle w:val="DecValTok"/>
+          </w:rPr>
+          <w:t xml:space="preserve">4</w:t>
+        </w:r>
+      </w:ins>
+      <w:ins w:id="504" w:author="PR Preview" w:date="2026-01-01T00:00:00Z">
+        <w:r>
+          <w:rPr>
+            <w:rStyle w:val="NormalTok"/>
+          </w:rPr>
+          <w:t xml:space="preserve"> </w:t>
+        </w:r>
+      </w:ins>
+      <w:ins w:id="505" w:author="PR Preview" w:date="2026-01-01T00:00:00Z">
+        <w:r>
+          <w:rPr>
+            <w:rStyle w:val="SpecialCharTok"/>
+          </w:rPr>
+          <w:t xml:space="preserve">*</w:t>
+        </w:r>
+      </w:ins>
+      <w:ins w:id="506" w:author="PR Preview" w:date="2026-01-01T00:00:00Z">
+        <w:r>
+          <w:rPr>
+            <w:rStyle w:val="NormalTok"/>
+          </w:rPr>
+          <w:t xml:space="preserve"> se, </w:t>
+        </w:r>
+      </w:ins>
+      <w:ins w:id="507" w:author="PR Preview" w:date="2026-01-01T00:00:00Z">
+        <w:r>
+          <w:rPr>
+            <w:rStyle w:val="AttributeTok"/>
+          </w:rPr>
+          <w:t xml:space="preserve">length.out =</w:t>
+        </w:r>
+      </w:ins>
+      <w:ins w:id="508" w:author="PR Preview" w:date="2026-01-01T00:00:00Z">
+        <w:r>
+          <w:rPr>
+            <w:rStyle w:val="NormalTok"/>
+          </w:rPr>
+          <w:t xml:space="preserve"> </w:t>
+        </w:r>
+      </w:ins>
+      <w:ins w:id="509" w:author="PR Preview" w:date="2026-01-01T00:00:00Z">
+        <w:r>
+          <w:rPr>
+            <w:rStyle w:val="DecValTok"/>
+          </w:rPr>
+          <w:t xml:space="preserve">200</w:t>
+        </w:r>
+      </w:ins>
+      <w:ins w:id="510" w:author="PR Preview" w:date="2026-01-01T00:00:00Z">
+        <w:r>
+          <w:rPr>
+            <w:rStyle w:val="NormalTok"/>
+          </w:rPr>
+          <w:t xml:space="preserve">)</w:t>
+        </w:r>
+      </w:ins>
+      <w:ins w:id="511" w:author="PR Preview" w:date="2026-01-01T00:00:00Z">
+        <w:r>
+          <w:br/>
+        </w:r>
+      </w:ins>
+      <w:ins w:id="512" w:author="PR Preview" w:date="2026-01-01T00:00:00Z">
+        <w:r>
+          <w:rPr>
+            <w:rStyle w:val="NormalTok"/>
+          </w:rPr>
+          <w:t xml:space="preserve">    tibble</w:t>
+        </w:r>
+      </w:ins>
+      <w:ins w:id="513" w:author="PR Preview" w:date="2026-01-01T00:00:00Z">
+        <w:r>
+          <w:rPr>
+            <w:rStyle w:val="SpecialCharTok"/>
+          </w:rPr>
           <w:t xml:space="preserve">::</w:t>
         </w:r>
       </w:ins>
-      <w:ins w:id="473" w:author="PR Preview" w:date="2026-01-01T00:00:00Z">
+      <w:ins w:id="514" w:author="PR Preview" w:date="2026-01-01T00:00:00Z">
         <w:r>
           <w:rPr>
             <w:rStyle w:val="FunctionTok"/>
           </w:rPr>
+          <w:t xml:space="preserve">tibble</w:t>
+        </w:r>
+      </w:ins>
+      <w:ins w:id="515" w:author="PR Preview" w:date="2026-01-01T00:00:00Z">
+        <w:r>
+          <w:rPr>
+            <w:rStyle w:val="NormalTok"/>
+          </w:rPr>
+          <w:t xml:space="preserve">(</w:t>
+        </w:r>
+      </w:ins>
+      <w:ins w:id="516" w:author="PR Preview" w:date="2026-01-01T00:00:00Z">
+        <w:r>
+          <w:br/>
+        </w:r>
+      </w:ins>
+      <w:ins w:id="517" w:author="PR Preview" w:date="2026-01-01T00:00:00Z">
+        <w:r>
+          <w:rPr>
+            <w:rStyle w:val="NormalTok"/>
+          </w:rPr>
+          <w:t xml:space="preserve">      </w:t>
+        </w:r>
+      </w:ins>
+      <w:ins w:id="518" w:author="PR Preview" w:date="2026-01-01T00:00:00Z">
+        <w:r>
+          <w:rPr>
+            <w:rStyle w:val="AttributeTok"/>
+          </w:rPr>
+          <w:t xml:space="preserve">n =</w:t>
+        </w:r>
+      </w:ins>
+      <w:ins w:id="519" w:author="PR Preview" w:date="2026-01-01T00:00:00Z">
+        <w:r>
+          <w:rPr>
+            <w:rStyle w:val="NormalTok"/>
+          </w:rPr>
+          <w:t xml:space="preserve"> </w:t>
+        </w:r>
+      </w:ins>
+      <w:ins w:id="520" w:author="PR Preview" w:date="2026-01-01T00:00:00Z">
+        <w:r>
+          <w:rPr>
+            <w:rStyle w:val="FunctionTok"/>
+          </w:rPr>
+          <w:t xml:space="preserve">factor</w:t>
+        </w:r>
+      </w:ins>
+      <w:ins w:id="521" w:author="PR Preview" w:date="2026-01-01T00:00:00Z">
+        <w:r>
+          <w:rPr>
+            <w:rStyle w:val="NormalTok"/>
+          </w:rPr>
+          <w:t xml:space="preserve">(n_labels[k], </w:t>
+        </w:r>
+      </w:ins>
+      <w:ins w:id="522" w:author="PR Preview" w:date="2026-01-01T00:00:00Z">
+        <w:r>
+          <w:rPr>
+            <w:rStyle w:val="AttributeTok"/>
+          </w:rPr>
+          <w:t xml:space="preserve">levels =</w:t>
+        </w:r>
+      </w:ins>
+      <w:ins w:id="523" w:author="PR Preview" w:date="2026-01-01T00:00:00Z">
+        <w:r>
+          <w:rPr>
+            <w:rStyle w:val="NormalTok"/>
+          </w:rPr>
+          <w:t xml:space="preserve"> n_labels),</w:t>
+        </w:r>
+      </w:ins>
+      <w:ins w:id="524" w:author="PR Preview" w:date="2026-01-01T00:00:00Z">
+        <w:r>
+          <w:br/>
+        </w:r>
+      </w:ins>
+      <w:ins w:id="525" w:author="PR Preview" w:date="2026-01-01T00:00:00Z">
+        <w:r>
+          <w:rPr>
+            <w:rStyle w:val="NormalTok"/>
+          </w:rPr>
+          <w:t xml:space="preserve">      </w:t>
+        </w:r>
+      </w:ins>
+      <w:ins w:id="526" w:author="PR Preview" w:date="2026-01-01T00:00:00Z">
+        <w:r>
+          <w:rPr>
+            <w:rStyle w:val="AttributeTok"/>
+          </w:rPr>
+          <w:t xml:space="preserve">sample_mean =</w:t>
+        </w:r>
+      </w:ins>
+      <w:ins w:id="527" w:author="PR Preview" w:date="2026-01-01T00:00:00Z">
+        <w:r>
+          <w:rPr>
+            <w:rStyle w:val="NormalTok"/>
+          </w:rPr>
+          <w:t xml:space="preserve"> grid,</w:t>
+        </w:r>
+      </w:ins>
+      <w:ins w:id="528" w:author="PR Preview" w:date="2026-01-01T00:00:00Z">
+        <w:r>
+          <w:br/>
+        </w:r>
+      </w:ins>
+      <w:ins w:id="529" w:author="PR Preview" w:date="2026-01-01T00:00:00Z">
+        <w:r>
+          <w:rPr>
+            <w:rStyle w:val="NormalTok"/>
+          </w:rPr>
+          <w:t xml:space="preserve">      </w:t>
+        </w:r>
+      </w:ins>
+      <w:ins w:id="530" w:author="PR Preview" w:date="2026-01-01T00:00:00Z">
+        <w:r>
+          <w:rPr>
+            <w:rStyle w:val="AttributeTok"/>
+          </w:rPr>
+          <w:t xml:space="preserve">density =</w:t>
+        </w:r>
+      </w:ins>
+      <w:ins w:id="531" w:author="PR Preview" w:date="2026-01-01T00:00:00Z">
+        <w:r>
+          <w:rPr>
+            <w:rStyle w:val="NormalTok"/>
+          </w:rPr>
+          <w:t xml:space="preserve"> </w:t>
+        </w:r>
+      </w:ins>
+      <w:ins w:id="532" w:author="PR Preview" w:date="2026-01-01T00:00:00Z">
+        <w:r>
+          <w:rPr>
+            <w:rStyle w:val="FunctionTok"/>
+          </w:rPr>
+          <w:t xml:space="preserve">dnorm</w:t>
+        </w:r>
+      </w:ins>
+      <w:ins w:id="533" w:author="PR Preview" w:date="2026-01-01T00:00:00Z">
+        <w:r>
+          <w:rPr>
+            <w:rStyle w:val="NormalTok"/>
+          </w:rPr>
+          <w:t xml:space="preserve">(grid, mu, se)</w:t>
+        </w:r>
+      </w:ins>
+      <w:ins w:id="534" w:author="PR Preview" w:date="2026-01-01T00:00:00Z">
+        <w:r>
+          <w:br/>
+        </w:r>
+      </w:ins>
+      <w:ins w:id="535" w:author="PR Preview" w:date="2026-01-01T00:00:00Z">
+        <w:r>
+          <w:rPr>
+            <w:rStyle w:val="NormalTok"/>
+          </w:rPr>
+          <w:t xml:space="preserve">    )</w:t>
+        </w:r>
+      </w:ins>
+      <w:ins w:id="536" w:author="PR Preview" w:date="2026-01-01T00:00:00Z">
+        <w:r>
+          <w:br/>
+        </w:r>
+      </w:ins>
+      <w:ins w:id="537" w:author="PR Preview" w:date="2026-01-01T00:00:00Z">
+        <w:r>
+          <w:rPr>
+            <w:rStyle w:val="NormalTok"/>
+          </w:rPr>
+          <w:t xml:space="preserve">  }) </w:t>
+        </w:r>
+      </w:ins>
+      <w:ins w:id="538" w:author="PR Preview" w:date="2026-01-01T00:00:00Z">
+        <w:r>
+          <w:rPr>
+            <w:rStyle w:val="SpecialCharTok"/>
+          </w:rPr>
+          <w:t xml:space="preserve">|&gt;</w:t>
+        </w:r>
+      </w:ins>
+      <w:ins w:id="539" w:author="PR Preview" w:date="2026-01-01T00:00:00Z">
+        <w:r>
+          <w:br/>
+        </w:r>
+      </w:ins>
+      <w:ins w:id="540" w:author="PR Preview" w:date="2026-01-01T00:00:00Z">
+        <w:r>
+          <w:rPr>
+            <w:rStyle w:val="NormalTok"/>
+          </w:rPr>
+          <w:t xml:space="preserve">  dplyr</w:t>
+        </w:r>
+      </w:ins>
+      <w:ins w:id="541" w:author="PR Preview" w:date="2026-01-01T00:00:00Z">
+        <w:r>
+          <w:rPr>
+            <w:rStyle w:val="SpecialCharTok"/>
+          </w:rPr>
+          <w:t xml:space="preserve">::</w:t>
+        </w:r>
+      </w:ins>
+      <w:ins w:id="542" w:author="PR Preview" w:date="2026-01-01T00:00:00Z">
+        <w:r>
+          <w:rPr>
+            <w:rStyle w:val="FunctionTok"/>
+          </w:rPr>
           <w:t xml:space="preserve">bind_rows</w:t>
         </w:r>
       </w:ins>
-      <w:ins w:id="474" w:author="PR Preview" w:date="2026-01-01T00:00:00Z">
+      <w:ins w:id="543" w:author="PR Preview" w:date="2026-01-01T00:00:00Z">
+        <w:r>
+          <w:rPr>
+            <w:rStyle w:val="NormalTok"/>
+          </w:rPr>
+          <w:t xml:space="preserve">()</w:t>
+        </w:r>
+      </w:ins>
+      <w:ins w:id="544" w:author="PR Preview" w:date="2026-01-01T00:00:00Z">
+        <w:r>
+          <w:br/>
+        </w:r>
+      </w:ins>
+      <w:ins w:id="545" w:author="PR Preview" w:date="2026-01-01T00:00:00Z">
+        <w:r>
+          <w:br/>
+        </w:r>
+      </w:ins>
+      <w:ins w:id="546" w:author="PR Preview" w:date="2026-01-01T00:00:00Z">
+        <w:r>
+          <w:rPr>
+            <w:rStyle w:val="NormalTok"/>
+          </w:rPr>
+          <w:t xml:space="preserve">ggplot2</w:t>
+        </w:r>
+      </w:ins>
+      <w:ins w:id="547" w:author="PR Preview" w:date="2026-01-01T00:00:00Z">
+        <w:r>
+          <w:rPr>
+            <w:rStyle w:val="SpecialCharTok"/>
+          </w:rPr>
+          <w:t xml:space="preserve">::</w:t>
+        </w:r>
+      </w:ins>
+      <w:ins w:id="548" w:author="PR Preview" w:date="2026-01-01T00:00:00Z">
+        <w:r>
+          <w:rPr>
+            <w:rStyle w:val="FunctionTok"/>
+          </w:rPr>
+          <w:t xml:space="preserve">ggplot</w:t>
+        </w:r>
+      </w:ins>
+      <w:ins w:id="549" w:author="PR Preview" w:date="2026-01-01T00:00:00Z">
+        <w:r>
+          <w:rPr>
+            <w:rStyle w:val="NormalTok"/>
+          </w:rPr>
+          <w:t xml:space="preserve">(means_long, ggplot2</w:t>
+        </w:r>
+      </w:ins>
+      <w:ins w:id="550" w:author="PR Preview" w:date="2026-01-01T00:00:00Z">
+        <w:r>
+          <w:rPr>
+            <w:rStyle w:val="SpecialCharTok"/>
+          </w:rPr>
+          <w:t xml:space="preserve">::</w:t>
+        </w:r>
+      </w:ins>
+      <w:ins w:id="551" w:author="PR Preview" w:date="2026-01-01T00:00:00Z">
+        <w:r>
+          <w:rPr>
+            <w:rStyle w:val="FunctionTok"/>
+          </w:rPr>
+          <w:t xml:space="preserve">aes</w:t>
+        </w:r>
+      </w:ins>
+      <w:ins w:id="552" w:author="PR Preview" w:date="2026-01-01T00:00:00Z">
         <w:r>
           <w:rPr>
             <w:rStyle w:val="NormalTok"/>
@@ -9036,15 +9624,60 @@
           <w:t xml:space="preserve">(</w:t>
         </w:r>
       </w:ins>
-      <w:ins w:id="475" w:author="PR Preview" w:date="2026-01-01T00:00:00Z">
+      <w:ins w:id="553" w:author="PR Preview" w:date="2026-01-01T00:00:00Z">
+        <w:r>
+          <w:rPr>
+            <w:rStyle w:val="AttributeTok"/>
+          </w:rPr>
+          <w:t xml:space="preserve">x =</w:t>
+        </w:r>
+      </w:ins>
+      <w:ins w:id="554" w:author="PR Preview" w:date="2026-01-01T00:00:00Z">
+        <w:r>
+          <w:rPr>
+            <w:rStyle w:val="NormalTok"/>
+          </w:rPr>
+          <w:t xml:space="preserve"> sample_mean)) </w:t>
+        </w:r>
+      </w:ins>
+      <w:ins w:id="555" w:author="PR Preview" w:date="2026-01-01T00:00:00Z">
+        <w:r>
+          <w:rPr>
+            <w:rStyle w:val="SpecialCharTok"/>
+          </w:rPr>
+          <w:t xml:space="preserve">+</w:t>
+        </w:r>
+      </w:ins>
+      <w:ins w:id="556" w:author="PR Preview" w:date="2026-01-01T00:00:00Z">
+        <w:r>
+          <w:br/>
+        </w:r>
+      </w:ins>
+      <w:ins w:id="557" w:author="PR Preview" w:date="2026-01-01T00:00:00Z">
+        <w:r>
+          <w:rPr>
+            <w:rStyle w:val="NormalTok"/>
+          </w:rPr>
+          <w:t xml:space="preserve">  ggplot2</w:t>
+        </w:r>
+      </w:ins>
+      <w:ins w:id="558" w:author="PR Preview" w:date="2026-01-01T00:00:00Z">
+        <w:r>
+          <w:rPr>
+            <w:rStyle w:val="SpecialCharTok"/>
+          </w:rPr>
+          <w:t xml:space="preserve">::</w:t>
+        </w:r>
+      </w:ins>
+      <w:ins w:id="559" w:author="PR Preview" w:date="2026-01-01T00:00:00Z">
         <w:r>
           <w:rPr>
             <w:rStyle w:val="FunctionTok"/>
           </w:rPr>
-          <w:t xml:space="preserve">lapply</w:t>
-        </w:r>
-      </w:ins>
-      <w:ins w:id="476" w:author="PR Preview" w:date="2026-01-01T00:00:00Z">
+          <w:t xml:space="preserve">geom_histogram</w:t>
+        </w:r>
+      </w:ins>
+      <w:ins w:id="560" w:author="PR Preview" w:date="2026-01-01T00:00:00Z">
         <w:r>
           <w:rPr>
             <w:rStyle w:val="NormalTok"/>
@@ -9052,76 +9685,372 @@
           <w:t xml:space="preserve">(</w:t>
         </w:r>
       </w:ins>
-      <w:ins w:id="477" w:author="PR Preview" w:date="2026-01-01T00:00:00Z">
+      <w:ins w:id="561" w:author="PR Preview" w:date="2026-01-01T00:00:00Z">
+        <w:r>
+          <w:br/>
+        </w:r>
+      </w:ins>
+      <w:ins w:id="562" w:author="PR Preview" w:date="2026-01-01T00:00:00Z">
+        <w:r>
+          <w:rPr>
+            <w:rStyle w:val="NormalTok"/>
+          </w:rPr>
+          <w:t xml:space="preserve">    ggplot2</w:t>
+        </w:r>
+      </w:ins>
+      <w:ins w:id="563" w:author="PR Preview" w:date="2026-01-01T00:00:00Z">
+        <w:r>
+          <w:rPr>
+            <w:rStyle w:val="SpecialCharTok"/>
+          </w:rPr>
+          <w:t xml:space="preserve">::</w:t>
+        </w:r>
+      </w:ins>
+      <w:ins w:id="564" w:author="PR Preview" w:date="2026-01-01T00:00:00Z">
         <w:r>
           <w:rPr>
             <w:rStyle w:val="FunctionTok"/>
           </w:rPr>
-          <w:t xml:space="preserve">seq_along</w:t>
-        </w:r>
-      </w:ins>
-      <w:ins w:id="478" w:author="PR Preview" w:date="2026-01-01T00:00:00Z">
-        <w:r>
-          <w:rPr>
-            <w:rStyle w:val="NormalTok"/>
-          </w:rPr>
-          <w:t xml:space="preserve">(sizes), </w:t>
-        </w:r>
-      </w:ins>
-      <w:ins w:id="479" w:author="PR Preview" w:date="2026-01-01T00:00:00Z">
-        <w:r>
-          <w:rPr>
-            <w:rStyle w:val="ControlFlowTok"/>
-          </w:rPr>
-          <w:t xml:space="preserve">function</w:t>
-        </w:r>
-      </w:ins>
-      <w:ins w:id="480" w:author="PR Preview" w:date="2026-01-01T00:00:00Z">
-        <w:r>
-          <w:rPr>
-            <w:rStyle w:val="NormalTok"/>
-          </w:rPr>
-          <w:t xml:space="preserve">(k) {</w:t>
-        </w:r>
-      </w:ins>
-      <w:ins w:id="481" w:author="PR Preview" w:date="2026-01-01T00:00:00Z">
+          <w:t xml:space="preserve">aes</w:t>
+        </w:r>
+      </w:ins>
+      <w:ins w:id="565" w:author="PR Preview" w:date="2026-01-01T00:00:00Z">
+        <w:r>
+          <w:rPr>
+            <w:rStyle w:val="NormalTok"/>
+          </w:rPr>
+          <w:t xml:space="preserve">(</w:t>
+        </w:r>
+      </w:ins>
+      <w:ins w:id="566" w:author="PR Preview" w:date="2026-01-01T00:00:00Z">
+        <w:r>
+          <w:rPr>
+            <w:rStyle w:val="AttributeTok"/>
+          </w:rPr>
+          <w:t xml:space="preserve">y =</w:t>
+        </w:r>
+      </w:ins>
+      <w:ins w:id="567" w:author="PR Preview" w:date="2026-01-01T00:00:00Z">
+        <w:r>
+          <w:rPr>
+            <w:rStyle w:val="NormalTok"/>
+          </w:rPr>
+          <w:t xml:space="preserve"> ggplot2</w:t>
+        </w:r>
+      </w:ins>
+      <w:ins w:id="568" w:author="PR Preview" w:date="2026-01-01T00:00:00Z">
+        <w:r>
+          <w:rPr>
+            <w:rStyle w:val="SpecialCharTok"/>
+          </w:rPr>
+          <w:t xml:space="preserve">::</w:t>
+        </w:r>
+      </w:ins>
+      <w:ins w:id="569" w:author="PR Preview" w:date="2026-01-01T00:00:00Z">
+        <w:r>
+          <w:rPr>
+            <w:rStyle w:val="FunctionTok"/>
+          </w:rPr>
+          <w:t xml:space="preserve">after_stat</w:t>
+        </w:r>
+      </w:ins>
+      <w:ins w:id="570" w:author="PR Preview" w:date="2026-01-01T00:00:00Z">
+        <w:r>
+          <w:rPr>
+            <w:rStyle w:val="NormalTok"/>
+          </w:rPr>
+          <w:t xml:space="preserve">(density)),</w:t>
+        </w:r>
+      </w:ins>
+      <w:ins w:id="571" w:author="PR Preview" w:date="2026-01-01T00:00:00Z">
         <w:r>
           <w:br/>
         </w:r>
       </w:ins>
-      <w:ins w:id="482" w:author="PR Preview" w:date="2026-01-01T00:00:00Z">
-        <w:r>
-          <w:rPr>
-            <w:rStyle w:val="NormalTok"/>
-          </w:rPr>
-          <w:t xml:space="preserve">  se </w:t>
-        </w:r>
-      </w:ins>
-      <w:ins w:id="483" w:author="PR Preview" w:date="2026-01-01T00:00:00Z">
-        <w:r>
-          <w:rPr>
-            <w:rStyle w:val="OtherTok"/>
-          </w:rPr>
-          <w:t xml:space="preserve">&lt;-</w:t>
-        </w:r>
-      </w:ins>
-      <w:ins w:id="484" w:author="PR Preview" w:date="2026-01-01T00:00:00Z">
-        <w:r>
-          <w:rPr>
-            <w:rStyle w:val="NormalTok"/>
-          </w:rPr>
-          <w:t xml:space="preserve"> sigma </w:t>
-        </w:r>
-      </w:ins>
-      <w:ins w:id="485" w:author="PR Preview" w:date="2026-01-01T00:00:00Z">
+      <w:ins w:id="572" w:author="PR Preview" w:date="2026-01-01T00:00:00Z">
+        <w:r>
+          <w:rPr>
+            <w:rStyle w:val="NormalTok"/>
+          </w:rPr>
+          <w:t xml:space="preserve">    </w:t>
+        </w:r>
+      </w:ins>
+      <w:ins w:id="573" w:author="PR Preview" w:date="2026-01-01T00:00:00Z">
+        <w:r>
+          <w:rPr>
+            <w:rStyle w:val="AttributeTok"/>
+          </w:rPr>
+          <w:t xml:space="preserve">bins =</w:t>
+        </w:r>
+      </w:ins>
+      <w:ins w:id="574" w:author="PR Preview" w:date="2026-01-01T00:00:00Z">
+        <w:r>
+          <w:rPr>
+            <w:rStyle w:val="NormalTok"/>
+          </w:rPr>
+          <w:t xml:space="preserve"> </w:t>
+        </w:r>
+      </w:ins>
+      <w:ins w:id="575" w:author="PR Preview" w:date="2026-01-01T00:00:00Z">
+        <w:r>
+          <w:rPr>
+            <w:rStyle w:val="DecValTok"/>
+          </w:rPr>
+          <w:t xml:space="preserve">40</w:t>
+        </w:r>
+      </w:ins>
+      <w:ins w:id="576" w:author="PR Preview" w:date="2026-01-01T00:00:00Z">
+        <w:r>
+          <w:rPr>
+            <w:rStyle w:val="NormalTok"/>
+          </w:rPr>
+          <w:t xml:space="preserve">,</w:t>
+        </w:r>
+      </w:ins>
+      <w:ins w:id="577" w:author="PR Preview" w:date="2026-01-01T00:00:00Z">
+        <w:r>
+          <w:br/>
+        </w:r>
+      </w:ins>
+      <w:ins w:id="578" w:author="PR Preview" w:date="2026-01-01T00:00:00Z">
+        <w:r>
+          <w:rPr>
+            <w:rStyle w:val="NormalTok"/>
+          </w:rPr>
+          <w:t xml:space="preserve">    </w:t>
+        </w:r>
+      </w:ins>
+      <w:ins w:id="579" w:author="PR Preview" w:date="2026-01-01T00:00:00Z">
+        <w:r>
+          <w:rPr>
+            <w:rStyle w:val="AttributeTok"/>
+          </w:rPr>
+          <w:t xml:space="preserve">fill =</w:t>
+        </w:r>
+      </w:ins>
+      <w:ins w:id="580" w:author="PR Preview" w:date="2026-01-01T00:00:00Z">
+        <w:r>
+          <w:rPr>
+            <w:rStyle w:val="NormalTok"/>
+          </w:rPr>
+          <w:t xml:space="preserve"> </w:t>
+        </w:r>
+      </w:ins>
+      <w:ins w:id="581" w:author="PR Preview" w:date="2026-01-01T00:00:00Z">
+        <w:r>
+          <w:rPr>
+            <w:rStyle w:val="StringTok"/>
+          </w:rPr>
+          <w:t xml:space="preserve">"grey70"</w:t>
+        </w:r>
+      </w:ins>
+      <w:ins w:id="582" w:author="PR Preview" w:date="2026-01-01T00:00:00Z">
+        <w:r>
+          <w:rPr>
+            <w:rStyle w:val="NormalTok"/>
+          </w:rPr>
+          <w:t xml:space="preserve">,</w:t>
+        </w:r>
+      </w:ins>
+      <w:ins w:id="583" w:author="PR Preview" w:date="2026-01-01T00:00:00Z">
+        <w:r>
+          <w:br/>
+        </w:r>
+      </w:ins>
+      <w:ins w:id="584" w:author="PR Preview" w:date="2026-01-01T00:00:00Z">
+        <w:r>
+          <w:rPr>
+            <w:rStyle w:val="NormalTok"/>
+          </w:rPr>
+          <w:t xml:space="preserve">    </w:t>
+        </w:r>
+      </w:ins>
+      <w:ins w:id="585" w:author="PR Preview" w:date="2026-01-01T00:00:00Z">
+        <w:r>
+          <w:rPr>
+            <w:rStyle w:val="AttributeTok"/>
+          </w:rPr>
+          <w:t xml:space="preserve">color =</w:t>
+        </w:r>
+      </w:ins>
+      <w:ins w:id="586" w:author="PR Preview" w:date="2026-01-01T00:00:00Z">
+        <w:r>
+          <w:rPr>
+            <w:rStyle w:val="NormalTok"/>
+          </w:rPr>
+          <w:t xml:space="preserve"> </w:t>
+        </w:r>
+      </w:ins>
+      <w:ins w:id="587" w:author="PR Preview" w:date="2026-01-01T00:00:00Z">
+        <w:r>
+          <w:rPr>
+            <w:rStyle w:val="StringTok"/>
+          </w:rPr>
+          <w:t xml:space="preserve">"white"</w:t>
+        </w:r>
+      </w:ins>
+      <w:ins w:id="588" w:author="PR Preview" w:date="2026-01-01T00:00:00Z">
+        <w:r>
+          <w:br/>
+        </w:r>
+      </w:ins>
+      <w:ins w:id="589" w:author="PR Preview" w:date="2026-01-01T00:00:00Z">
+        <w:r>
+          <w:rPr>
+            <w:rStyle w:val="NormalTok"/>
+          </w:rPr>
+          <w:t xml:space="preserve">  ) </w:t>
+        </w:r>
+      </w:ins>
+      <w:ins w:id="590" w:author="PR Preview" w:date="2026-01-01T00:00:00Z">
         <w:r>
           <w:rPr>
             <w:rStyle w:val="SpecialCharTok"/>
           </w:rPr>
-          <w:t xml:space="preserve">/</w:t>
-        </w:r>
-      </w:ins>
-      <w:ins w:id="486" w:author="PR Preview" w:date="2026-01-01T00:00:00Z">
+          <w:t xml:space="preserve">+</w:t>
+        </w:r>
+      </w:ins>
+      <w:ins w:id="591" w:author="PR Preview" w:date="2026-01-01T00:00:00Z">
+        <w:r>
+          <w:br/>
+        </w:r>
+      </w:ins>
+      <w:ins w:id="592" w:author="PR Preview" w:date="2026-01-01T00:00:00Z">
+        <w:r>
+          <w:rPr>
+            <w:rStyle w:val="NormalTok"/>
+          </w:rPr>
+          <w:t xml:space="preserve">  ggplot2</w:t>
+        </w:r>
+      </w:ins>
+      <w:ins w:id="593" w:author="PR Preview" w:date="2026-01-01T00:00:00Z">
+        <w:r>
+          <w:rPr>
+            <w:rStyle w:val="SpecialCharTok"/>
+          </w:rPr>
+          <w:t xml:space="preserve">::</w:t>
+        </w:r>
+      </w:ins>
+      <w:ins w:id="594" w:author="PR Preview" w:date="2026-01-01T00:00:00Z">
+        <w:r>
+          <w:rPr>
+            <w:rStyle w:val="FunctionTok"/>
+          </w:rPr>
+          <w:t xml:space="preserve">geom_line</w:t>
+        </w:r>
+      </w:ins>
+      <w:ins w:id="595" w:author="PR Preview" w:date="2026-01-01T00:00:00Z">
+        <w:r>
+          <w:rPr>
+            <w:rStyle w:val="NormalTok"/>
+          </w:rPr>
+          <w:t xml:space="preserve">(</w:t>
+        </w:r>
+      </w:ins>
+      <w:ins w:id="596" w:author="PR Preview" w:date="2026-01-01T00:00:00Z">
+        <w:r>
+          <w:br/>
+        </w:r>
+      </w:ins>
+      <w:ins w:id="597" w:author="PR Preview" w:date="2026-01-01T00:00:00Z">
+        <w:r>
+          <w:rPr>
+            <w:rStyle w:val="NormalTok"/>
+          </w:rPr>
+          <w:t xml:space="preserve">    ggplot2</w:t>
+        </w:r>
+      </w:ins>
+      <w:ins w:id="598" w:author="PR Preview" w:date="2026-01-01T00:00:00Z">
+        <w:r>
+          <w:rPr>
+            <w:rStyle w:val="SpecialCharTok"/>
+          </w:rPr>
+          <w:t xml:space="preserve">::</w:t>
+        </w:r>
+      </w:ins>
+      <w:ins w:id="599" w:author="PR Preview" w:date="2026-01-01T00:00:00Z">
+        <w:r>
+          <w:rPr>
+            <w:rStyle w:val="FunctionTok"/>
+          </w:rPr>
+          <w:t xml:space="preserve">aes</w:t>
+        </w:r>
+      </w:ins>
+      <w:ins w:id="600" w:author="PR Preview" w:date="2026-01-01T00:00:00Z">
+        <w:r>
+          <w:rPr>
+            <w:rStyle w:val="NormalTok"/>
+          </w:rPr>
+          <w:t xml:space="preserve">(</w:t>
+        </w:r>
+      </w:ins>
+      <w:ins w:id="601" w:author="PR Preview" w:date="2026-01-01T00:00:00Z">
+        <w:r>
+          <w:rPr>
+            <w:rStyle w:val="AttributeTok"/>
+          </w:rPr>
+          <w:t xml:space="preserve">y =</w:t>
+        </w:r>
+      </w:ins>
+      <w:ins w:id="602" w:author="PR Preview" w:date="2026-01-01T00:00:00Z">
+        <w:r>
+          <w:rPr>
+            <w:rStyle w:val="NormalTok"/>
+          </w:rPr>
+          <w:t xml:space="preserve"> density),</w:t>
+        </w:r>
+      </w:ins>
+      <w:ins w:id="603" w:author="PR Preview" w:date="2026-01-01T00:00:00Z">
+        <w:r>
+          <w:br/>
+        </w:r>
+      </w:ins>
+      <w:ins w:id="604" w:author="PR Preview" w:date="2026-01-01T00:00:00Z">
+        <w:r>
+          <w:rPr>
+            <w:rStyle w:val="NormalTok"/>
+          </w:rPr>
+          <w:t xml:space="preserve">    </w:t>
+        </w:r>
+      </w:ins>
+      <w:ins w:id="605" w:author="PR Preview" w:date="2026-01-01T00:00:00Z">
+        <w:r>
+          <w:rPr>
+            <w:rStyle w:val="AttributeTok"/>
+          </w:rPr>
+          <w:t xml:space="preserve">data =</w:t>
+        </w:r>
+      </w:ins>
+      <w:ins w:id="606" w:author="PR Preview" w:date="2026-01-01T00:00:00Z">
+        <w:r>
+          <w:rPr>
+            <w:rStyle w:val="NormalTok"/>
+          </w:rPr>
+          <w:t xml:space="preserve"> normal_curves,</w:t>
+        </w:r>
+      </w:ins>
+      <w:ins w:id="607" w:author="PR Preview" w:date="2026-01-01T00:00:00Z">
+        <w:r>
+          <w:br/>
+        </w:r>
+      </w:ins>
+      <w:ins w:id="608" w:author="PR Preview" w:date="2026-01-01T00:00:00Z">
+        <w:r>
+          <w:rPr>
+            <w:rStyle w:val="NormalTok"/>
+          </w:rPr>
+          <w:t xml:space="preserve">    </w:t>
+        </w:r>
+      </w:ins>
+      <w:ins w:id="609" w:author="PR Preview" w:date="2026-01-01T00:00:00Z">
+        <w:r>
+          <w:rPr>
+            <w:rStyle w:val="AttributeTok"/>
+          </w:rPr>
+          <w:t xml:space="preserve">linewidth =</w:t>
+        </w:r>
+      </w:ins>
+      <w:ins w:id="610" w:author="PR Preview" w:date="2026-01-01T00:00:00Z">
         <w:r>
           <w:rPr>
             <w:rStyle w:val="NormalTok"/>
@@ -9129,44 +10058,182 @@
           <w:t xml:space="preserve"> </w:t>
         </w:r>
       </w:ins>
-      <w:ins w:id="487" w:author="PR Preview" w:date="2026-01-01T00:00:00Z">
+      <w:ins w:id="611" w:author="PR Preview" w:date="2026-01-01T00:00:00Z">
+        <w:r>
+          <w:rPr>
+            <w:rStyle w:val="DecValTok"/>
+          </w:rPr>
+          <w:t xml:space="preserve">1</w:t>
+        </w:r>
+      </w:ins>
+      <w:ins w:id="612" w:author="PR Preview" w:date="2026-01-01T00:00:00Z">
+        <w:r>
+          <w:br/>
+        </w:r>
+      </w:ins>
+      <w:ins w:id="613" w:author="PR Preview" w:date="2026-01-01T00:00:00Z">
+        <w:r>
+          <w:rPr>
+            <w:rStyle w:val="NormalTok"/>
+          </w:rPr>
+          <w:t xml:space="preserve">  ) </w:t>
+        </w:r>
+      </w:ins>
+      <w:ins w:id="614" w:author="PR Preview" w:date="2026-01-01T00:00:00Z">
+        <w:r>
+          <w:rPr>
+            <w:rStyle w:val="SpecialCharTok"/>
+          </w:rPr>
+          <w:t xml:space="preserve">+</w:t>
+        </w:r>
+      </w:ins>
+      <w:ins w:id="615" w:author="PR Preview" w:date="2026-01-01T00:00:00Z">
+        <w:r>
+          <w:br/>
+        </w:r>
+      </w:ins>
+      <w:ins w:id="616" w:author="PR Preview" w:date="2026-01-01T00:00:00Z">
+        <w:r>
+          <w:rPr>
+            <w:rStyle w:val="NormalTok"/>
+          </w:rPr>
+          <w:t xml:space="preserve">  ggplot2</w:t>
+        </w:r>
+      </w:ins>
+      <w:ins w:id="617" w:author="PR Preview" w:date="2026-01-01T00:00:00Z">
+        <w:r>
+          <w:rPr>
+            <w:rStyle w:val="SpecialCharTok"/>
+          </w:rPr>
+          <w:t xml:space="preserve">::</w:t>
+        </w:r>
+      </w:ins>
+      <w:ins w:id="618" w:author="PR Preview" w:date="2026-01-01T00:00:00Z">
         <w:r>
           <w:rPr>
             <w:rStyle w:val="FunctionTok"/>
           </w:rPr>
-          <w:t xml:space="preserve">sqrt</w:t>
-        </w:r>
-      </w:ins>
-      <w:ins w:id="488" w:author="PR Preview" w:date="2026-01-01T00:00:00Z">
-        <w:r>
-          <w:rPr>
-            <w:rStyle w:val="NormalTok"/>
-          </w:rPr>
-          <w:t xml:space="preserve">(sizes[k])</w:t>
-        </w:r>
-      </w:ins>
-      <w:ins w:id="489" w:author="PR Preview" w:date="2026-01-01T00:00:00Z">
+          <w:t xml:space="preserve">facet_wrap</w:t>
+        </w:r>
+      </w:ins>
+      <w:ins w:id="619" w:author="PR Preview" w:date="2026-01-01T00:00:00Z">
+        <w:r>
+          <w:rPr>
+            <w:rStyle w:val="NormalTok"/>
+          </w:rPr>
+          <w:t xml:space="preserve">(ggplot2</w:t>
+        </w:r>
+      </w:ins>
+      <w:ins w:id="620" w:author="PR Preview" w:date="2026-01-01T00:00:00Z">
+        <w:r>
+          <w:rPr>
+            <w:rStyle w:val="SpecialCharTok"/>
+          </w:rPr>
+          <w:t xml:space="preserve">::</w:t>
+        </w:r>
+      </w:ins>
+      <w:ins w:id="621" w:author="PR Preview" w:date="2026-01-01T00:00:00Z">
+        <w:r>
+          <w:rPr>
+            <w:rStyle w:val="FunctionTok"/>
+          </w:rPr>
+          <w:t xml:space="preserve">vars</w:t>
+        </w:r>
+      </w:ins>
+      <w:ins w:id="622" w:author="PR Preview" w:date="2026-01-01T00:00:00Z">
+        <w:r>
+          <w:rPr>
+            <w:rStyle w:val="NormalTok"/>
+          </w:rPr>
+          <w:t xml:space="preserve">(n), </w:t>
+        </w:r>
+      </w:ins>
+      <w:ins w:id="623" w:author="PR Preview" w:date="2026-01-01T00:00:00Z">
+        <w:r>
+          <w:rPr>
+            <w:rStyle w:val="AttributeTok"/>
+          </w:rPr>
+          <w:t xml:space="preserve">scales =</w:t>
+        </w:r>
+      </w:ins>
+      <w:ins w:id="624" w:author="PR Preview" w:date="2026-01-01T00:00:00Z">
+        <w:r>
+          <w:rPr>
+            <w:rStyle w:val="NormalTok"/>
+          </w:rPr>
+          <w:t xml:space="preserve"> </w:t>
+        </w:r>
+      </w:ins>
+      <w:ins w:id="625" w:author="PR Preview" w:date="2026-01-01T00:00:00Z">
+        <w:r>
+          <w:rPr>
+            <w:rStyle w:val="StringTok"/>
+          </w:rPr>
+          <w:t xml:space="preserve">"free"</w:t>
+        </w:r>
+      </w:ins>
+      <w:ins w:id="626" w:author="PR Preview" w:date="2026-01-01T00:00:00Z">
+        <w:r>
+          <w:rPr>
+            <w:rStyle w:val="NormalTok"/>
+          </w:rPr>
+          <w:t xml:space="preserve">) </w:t>
+        </w:r>
+      </w:ins>
+      <w:ins w:id="627" w:author="PR Preview" w:date="2026-01-01T00:00:00Z">
+        <w:r>
+          <w:rPr>
+            <w:rStyle w:val="SpecialCharTok"/>
+          </w:rPr>
+          <w:t xml:space="preserve">+</w:t>
+        </w:r>
+      </w:ins>
+      <w:ins w:id="628" w:author="PR Preview" w:date="2026-01-01T00:00:00Z">
         <w:r>
           <w:br/>
         </w:r>
       </w:ins>
-      <w:ins w:id="490" w:author="PR Preview" w:date="2026-01-01T00:00:00Z">
-        <w:r>
-          <w:rPr>
-            <w:rStyle w:val="NormalTok"/>
-          </w:rPr>
-          <w:t xml:space="preserve">  grid </w:t>
-        </w:r>
-      </w:ins>
-      <w:ins w:id="491" w:author="PR Preview" w:date="2026-01-01T00:00:00Z">
-        <w:r>
-          <w:rPr>
-            <w:rStyle w:val="OtherTok"/>
-          </w:rPr>
-          <w:t xml:space="preserve">&lt;-</w:t>
-        </w:r>
-      </w:ins>
-      <w:ins w:id="492" w:author="PR Preview" w:date="2026-01-01T00:00:00Z">
+      <w:ins w:id="629" w:author="PR Preview" w:date="2026-01-01T00:00:00Z">
+        <w:r>
+          <w:rPr>
+            <w:rStyle w:val="NormalTok"/>
+          </w:rPr>
+          <w:t xml:space="preserve">  ggplot2</w:t>
+        </w:r>
+      </w:ins>
+      <w:ins w:id="630" w:author="PR Preview" w:date="2026-01-01T00:00:00Z">
+        <w:r>
+          <w:rPr>
+            <w:rStyle w:val="SpecialCharTok"/>
+          </w:rPr>
+          <w:t xml:space="preserve">::</w:t>
+        </w:r>
+      </w:ins>
+      <w:ins w:id="631" w:author="PR Preview" w:date="2026-01-01T00:00:00Z">
+        <w:r>
+          <w:rPr>
+            <w:rStyle w:val="FunctionTok"/>
+          </w:rPr>
+          <w:t xml:space="preserve">labs</w:t>
+        </w:r>
+      </w:ins>
+      <w:ins w:id="632" w:author="PR Preview" w:date="2026-01-01T00:00:00Z">
+        <w:r>
+          <w:rPr>
+            <w:rStyle w:val="NormalTok"/>
+          </w:rPr>
+          <w:t xml:space="preserve">(</w:t>
+        </w:r>
+      </w:ins>
+      <w:ins w:id="633" w:author="PR Preview" w:date="2026-01-01T00:00:00Z">
+        <w:r>
+          <w:rPr>
+            <w:rStyle w:val="AttributeTok"/>
+          </w:rPr>
+          <w:t xml:space="preserve">x =</w:t>
+        </w:r>
+      </w:ins>
+      <w:ins w:id="634" w:author="PR Preview" w:date="2026-01-01T00:00:00Z">
         <w:r>
           <w:rPr>
             <w:rStyle w:val="NormalTok"/>
@@ -9174,1117 +10241,92 @@
           <w:t xml:space="preserve"> </w:t>
         </w:r>
       </w:ins>
-      <w:ins w:id="493" w:author="PR Preview" w:date="2026-01-01T00:00:00Z">
+      <w:ins w:id="635" w:author="PR Preview" w:date="2026-01-01T00:00:00Z">
+        <w:r>
+          <w:rPr>
+            <w:rStyle w:val="StringTok"/>
+          </w:rPr>
+          <w:t xml:space="preserve">"sample mean of horsepower"</w:t>
+        </w:r>
+      </w:ins>
+      <w:ins w:id="636" w:author="PR Preview" w:date="2026-01-01T00:00:00Z">
+        <w:r>
+          <w:rPr>
+            <w:rStyle w:val="NormalTok"/>
+          </w:rPr>
+          <w:t xml:space="preserve">, </w:t>
+        </w:r>
+      </w:ins>
+      <w:ins w:id="637" w:author="PR Preview" w:date="2026-01-01T00:00:00Z">
+        <w:r>
+          <w:rPr>
+            <w:rStyle w:val="AttributeTok"/>
+          </w:rPr>
+          <w:t xml:space="preserve">y =</w:t>
+        </w:r>
+      </w:ins>
+      <w:ins w:id="638" w:author="PR Preview" w:date="2026-01-01T00:00:00Z">
+        <w:r>
+          <w:rPr>
+            <w:rStyle w:val="NormalTok"/>
+          </w:rPr>
+          <w:t xml:space="preserve"> </w:t>
+        </w:r>
+      </w:ins>
+      <w:ins w:id="639" w:author="PR Preview" w:date="2026-01-01T00:00:00Z">
+        <w:r>
+          <w:rPr>
+            <w:rStyle w:val="StringTok"/>
+          </w:rPr>
+          <w:t xml:space="preserve">"density"</w:t>
+        </w:r>
+      </w:ins>
+      <w:ins w:id="640" w:author="PR Preview" w:date="2026-01-01T00:00:00Z">
+        <w:r>
+          <w:rPr>
+            <w:rStyle w:val="NormalTok"/>
+          </w:rPr>
+          <w:t xml:space="preserve">) </w:t>
+        </w:r>
+      </w:ins>
+      <w:ins w:id="641" w:author="PR Preview" w:date="2026-01-01T00:00:00Z">
+        <w:r>
+          <w:rPr>
+            <w:rStyle w:val="SpecialCharTok"/>
+          </w:rPr>
+          <w:t xml:space="preserve">+</w:t>
+        </w:r>
+      </w:ins>
+      <w:ins w:id="642" w:author="PR Preview" w:date="2026-01-01T00:00:00Z">
+        <w:r>
+          <w:br/>
+        </w:r>
+      </w:ins>
+      <w:ins w:id="643" w:author="PR Preview" w:date="2026-01-01T00:00:00Z">
+        <w:r>
+          <w:rPr>
+            <w:rStyle w:val="NormalTok"/>
+          </w:rPr>
+          <w:t xml:space="preserve">  ggplot2</w:t>
+        </w:r>
+      </w:ins>
+      <w:ins w:id="644" w:author="PR Preview" w:date="2026-01-01T00:00:00Z">
+        <w:r>
+          <w:rPr>
+            <w:rStyle w:val="SpecialCharTok"/>
+          </w:rPr>
+          <w:t xml:space="preserve">::</w:t>
+        </w:r>
+      </w:ins>
+      <w:ins w:id="645" w:author="PR Preview" w:date="2026-01-01T00:00:00Z">
         <w:r>
           <w:rPr>
             <w:rStyle w:val="FunctionTok"/>
           </w:rPr>
-          <w:t xml:space="preserve">seq</w:t>
-        </w:r>
-      </w:ins>
-      <w:ins w:id="494" w:author="PR Preview" w:date="2026-01-01T00:00:00Z">
-        <w:r>
-          <w:rPr>
-            <w:rStyle w:val="NormalTok"/>
-          </w:rPr>
-          <w:t xml:space="preserve">(mu </w:t>
-        </w:r>
-      </w:ins>
-      <w:ins w:id="495" w:author="PR Preview" w:date="2026-01-01T00:00:00Z">
-        <w:r>
-          <w:rPr>
-            <w:rStyle w:val="SpecialCharTok"/>
-          </w:rPr>
-          <w:t xml:space="preserve">-</w:t>
-        </w:r>
-      </w:ins>
-      <w:ins w:id="496" w:author="PR Preview" w:date="2026-01-01T00:00:00Z">
-        <w:r>
-          <w:rPr>
-            <w:rStyle w:val="NormalTok"/>
-          </w:rPr>
-          <w:t xml:space="preserve"> </w:t>
-        </w:r>
-      </w:ins>
-      <w:ins w:id="497" w:author="PR Preview" w:date="2026-01-01T00:00:00Z">
-        <w:r>
-          <w:rPr>
-            <w:rStyle w:val="DecValTok"/>
-          </w:rPr>
-          <w:t xml:space="preserve">4</w:t>
-        </w:r>
-      </w:ins>
-      <w:ins w:id="498" w:author="PR Preview" w:date="2026-01-01T00:00:00Z">
-        <w:r>
-          <w:rPr>
-            <w:rStyle w:val="NormalTok"/>
-          </w:rPr>
-          <w:t xml:space="preserve"> </w:t>
-        </w:r>
-      </w:ins>
-      <w:ins w:id="499" w:author="PR Preview" w:date="2026-01-01T00:00:00Z">
-        <w:r>
-          <w:rPr>
-            <w:rStyle w:val="SpecialCharTok"/>
-          </w:rPr>
-          <w:t xml:space="preserve">*</w:t>
-        </w:r>
-      </w:ins>
-      <w:ins w:id="500" w:author="PR Preview" w:date="2026-01-01T00:00:00Z">
-        <w:r>
-          <w:rPr>
-            <w:rStyle w:val="NormalTok"/>
-          </w:rPr>
-          <w:t xml:space="preserve"> se, mu </w:t>
-        </w:r>
-      </w:ins>
-      <w:ins w:id="501" w:author="PR Preview" w:date="2026-01-01T00:00:00Z">
-        <w:r>
-          <w:rPr>
-            <w:rStyle w:val="SpecialCharTok"/>
-          </w:rPr>
-          <w:t xml:space="preserve">+</w:t>
-        </w:r>
-      </w:ins>
-      <w:ins w:id="502" w:author="PR Preview" w:date="2026-01-01T00:00:00Z">
-        <w:r>
-          <w:rPr>
-            <w:rStyle w:val="NormalTok"/>
-          </w:rPr>
-          <w:t xml:space="preserve"> </w:t>
-        </w:r>
-      </w:ins>
-      <w:ins w:id="503" w:author="PR Preview" w:date="2026-01-01T00:00:00Z">
-        <w:r>
-          <w:rPr>
-            <w:rStyle w:val="DecValTok"/>
-          </w:rPr>
-          <w:t xml:space="preserve">4</w:t>
-        </w:r>
-      </w:ins>
-      <w:ins w:id="504" w:author="PR Preview" w:date="2026-01-01T00:00:00Z">
-        <w:r>
-          <w:rPr>
-            <w:rStyle w:val="NormalTok"/>
-          </w:rPr>
-          <w:t xml:space="preserve"> </w:t>
-        </w:r>
-      </w:ins>
-      <w:ins w:id="505" w:author="PR Preview" w:date="2026-01-01T00:00:00Z">
-        <w:r>
-          <w:rPr>
-            <w:rStyle w:val="SpecialCharTok"/>
-          </w:rPr>
-          <w:t xml:space="preserve">*</w:t>
-        </w:r>
-      </w:ins>
-      <w:ins w:id="506" w:author="PR Preview" w:date="2026-01-01T00:00:00Z">
-        <w:r>
-          <w:rPr>
-            <w:rStyle w:val="NormalTok"/>
-          </w:rPr>
-          <w:t xml:space="preserve"> se, </w:t>
-        </w:r>
-      </w:ins>
-      <w:ins w:id="507" w:author="PR Preview" w:date="2026-01-01T00:00:00Z">
-        <w:r>
-          <w:rPr>
-            <w:rStyle w:val="AttributeTok"/>
-          </w:rPr>
-          <w:t xml:space="preserve">length.out =</w:t>
-        </w:r>
-      </w:ins>
-      <w:ins w:id="508" w:author="PR Preview" w:date="2026-01-01T00:00:00Z">
-        <w:r>
-          <w:rPr>
-            <w:rStyle w:val="NormalTok"/>
-          </w:rPr>
-          <w:t xml:space="preserve"> </w:t>
-        </w:r>
-      </w:ins>
-      <w:ins w:id="509" w:author="PR Preview" w:date="2026-01-01T00:00:00Z">
-        <w:r>
-          <w:rPr>
-            <w:rStyle w:val="DecValTok"/>
-          </w:rPr>
-          <w:t xml:space="preserve">200</w:t>
-        </w:r>
-      </w:ins>
-      <w:ins w:id="510" w:author="PR Preview" w:date="2026-01-01T00:00:00Z">
-        <w:r>
-          <w:rPr>
-            <w:rStyle w:val="NormalTok"/>
-          </w:rPr>
-          <w:t xml:space="preserve">)</w:t>
-        </w:r>
-      </w:ins>
-      <w:ins w:id="511" w:author="PR Preview" w:date="2026-01-01T00:00:00Z">
-        <w:r>
-          <w:br/>
-        </w:r>
-      </w:ins>
-      <w:ins w:id="512" w:author="PR Preview" w:date="2026-01-01T00:00:00Z">
-        <w:r>
-          <w:rPr>
-            <w:rStyle w:val="NormalTok"/>
-          </w:rPr>
-          <w:t xml:space="preserve">  tibble</w:t>
-        </w:r>
-      </w:ins>
-      <w:ins w:id="513" w:author="PR Preview" w:date="2026-01-01T00:00:00Z">
-        <w:r>
-          <w:rPr>
-            <w:rStyle w:val="SpecialCharTok"/>
-          </w:rPr>
-          <w:t xml:space="preserve">::</w:t>
-        </w:r>
-      </w:ins>
-      <w:ins w:id="514" w:author="PR Preview" w:date="2026-01-01T00:00:00Z">
-        <w:r>
-          <w:rPr>
-            <w:rStyle w:val="FunctionTok"/>
-          </w:rPr>
-          <w:t xml:space="preserve">tibble</w:t>
-        </w:r>
-      </w:ins>
-      <w:ins w:id="515" w:author="PR Preview" w:date="2026-01-01T00:00:00Z">
-        <w:r>
-          <w:rPr>
-            <w:rStyle w:val="NormalTok"/>
-          </w:rPr>
-          <w:t xml:space="preserve">(</w:t>
-        </w:r>
-      </w:ins>
-      <w:ins w:id="516" w:author="PR Preview" w:date="2026-01-01T00:00:00Z">
-        <w:r>
-          <w:br/>
-        </w:r>
-      </w:ins>
-      <w:ins w:id="517" w:author="PR Preview" w:date="2026-01-01T00:00:00Z">
-        <w:r>
-          <w:rPr>
-            <w:rStyle w:val="NormalTok"/>
-          </w:rPr>
-          <w:t xml:space="preserve">    </w:t>
-        </w:r>
-      </w:ins>
-      <w:ins w:id="518" w:author="PR Preview" w:date="2026-01-01T00:00:00Z">
-        <w:r>
-          <w:rPr>
-            <w:rStyle w:val="AttributeTok"/>
-          </w:rPr>
-          <w:t xml:space="preserve">n =</w:t>
-        </w:r>
-      </w:ins>
-      <w:ins w:id="519" w:author="PR Preview" w:date="2026-01-01T00:00:00Z">
-        <w:r>
-          <w:rPr>
-            <w:rStyle w:val="NormalTok"/>
-          </w:rPr>
-          <w:t xml:space="preserve"> </w:t>
-        </w:r>
-      </w:ins>
-      <w:ins w:id="520" w:author="PR Preview" w:date="2026-01-01T00:00:00Z">
-        <w:r>
-          <w:rPr>
-            <w:rStyle w:val="FunctionTok"/>
-          </w:rPr>
-          <w:t xml:space="preserve">factor</w:t>
-        </w:r>
-      </w:ins>
-      <w:ins w:id="521" w:author="PR Preview" w:date="2026-01-01T00:00:00Z">
-        <w:r>
-          <w:rPr>
-            <w:rStyle w:val="NormalTok"/>
-          </w:rPr>
-          <w:t xml:space="preserve">(n_labels[k], </w:t>
-        </w:r>
-      </w:ins>
-      <w:ins w:id="522" w:author="PR Preview" w:date="2026-01-01T00:00:00Z">
-        <w:r>
-          <w:rPr>
-            <w:rStyle w:val="AttributeTok"/>
-          </w:rPr>
-          <w:t xml:space="preserve">levels =</w:t>
-        </w:r>
-      </w:ins>
-      <w:ins w:id="523" w:author="PR Preview" w:date="2026-01-01T00:00:00Z">
-        <w:r>
-          <w:rPr>
-            <w:rStyle w:val="NormalTok"/>
-          </w:rPr>
-          <w:t xml:space="preserve"> n_labels),</w:t>
-        </w:r>
-      </w:ins>
-      <w:ins w:id="524" w:author="PR Preview" w:date="2026-01-01T00:00:00Z">
-        <w:r>
-          <w:br/>
-        </w:r>
-      </w:ins>
-      <w:ins w:id="525" w:author="PR Preview" w:date="2026-01-01T00:00:00Z">
-        <w:r>
-          <w:rPr>
-            <w:rStyle w:val="NormalTok"/>
-          </w:rPr>
-          <w:t xml:space="preserve">    </w:t>
-        </w:r>
-      </w:ins>
-      <w:ins w:id="526" w:author="PR Preview" w:date="2026-01-01T00:00:00Z">
-        <w:r>
-          <w:rPr>
-            <w:rStyle w:val="AttributeTok"/>
-          </w:rPr>
-          <w:t xml:space="preserve">sample_mean =</w:t>
-        </w:r>
-      </w:ins>
-      <w:ins w:id="527" w:author="PR Preview" w:date="2026-01-01T00:00:00Z">
-        <w:r>
-          <w:rPr>
-            <w:rStyle w:val="NormalTok"/>
-          </w:rPr>
-          <w:t xml:space="preserve"> grid,</w:t>
-        </w:r>
-      </w:ins>
-      <w:ins w:id="528" w:author="PR Preview" w:date="2026-01-01T00:00:00Z">
-        <w:r>
-          <w:br/>
-        </w:r>
-      </w:ins>
-      <w:ins w:id="529" w:author="PR Preview" w:date="2026-01-01T00:00:00Z">
-        <w:r>
-          <w:rPr>
-            <w:rStyle w:val="NormalTok"/>
-          </w:rPr>
-          <w:t xml:space="preserve">    </w:t>
-        </w:r>
-      </w:ins>
-      <w:ins w:id="530" w:author="PR Preview" w:date="2026-01-01T00:00:00Z">
-        <w:r>
-          <w:rPr>
-            <w:rStyle w:val="AttributeTok"/>
-          </w:rPr>
-          <w:t xml:space="preserve">density =</w:t>
-        </w:r>
-      </w:ins>
-      <w:ins w:id="531" w:author="PR Preview" w:date="2026-01-01T00:00:00Z">
-        <w:r>
-          <w:rPr>
-            <w:rStyle w:val="NormalTok"/>
-          </w:rPr>
-          <w:t xml:space="preserve"> </w:t>
-        </w:r>
-      </w:ins>
-      <w:ins w:id="532" w:author="PR Preview" w:date="2026-01-01T00:00:00Z">
-        <w:r>
-          <w:rPr>
-            <w:rStyle w:val="FunctionTok"/>
-          </w:rPr>
-          <w:t xml:space="preserve">dnorm</w:t>
-        </w:r>
-      </w:ins>
-      <w:ins w:id="533" w:author="PR Preview" w:date="2026-01-01T00:00:00Z">
-        <w:r>
-          <w:rPr>
-            <w:rStyle w:val="NormalTok"/>
-          </w:rPr>
-          <w:t xml:space="preserve">(grid, mu, se)</w:t>
-        </w:r>
-      </w:ins>
-      <w:ins w:id="534" w:author="PR Preview" w:date="2026-01-01T00:00:00Z">
-        <w:r>
-          <w:br/>
-        </w:r>
-      </w:ins>
-      <w:ins w:id="535" w:author="PR Preview" w:date="2026-01-01T00:00:00Z">
-        <w:r>
-          <w:rPr>
-            <w:rStyle w:val="NormalTok"/>
-          </w:rPr>
-          <w:t xml:space="preserve">  )</w:t>
-        </w:r>
-      </w:ins>
-      <w:ins w:id="536" w:author="PR Preview" w:date="2026-01-01T00:00:00Z">
-        <w:r>
-          <w:br/>
-        </w:r>
-      </w:ins>
-      <w:ins w:id="537" w:author="PR Preview" w:date="2026-01-01T00:00:00Z">
-        <w:r>
-          <w:rPr>
-            <w:rStyle w:val="NormalTok"/>
-          </w:rPr>
-          <w:t xml:space="preserve">}))</w:t>
-        </w:r>
-      </w:ins>
-      <w:ins w:id="538" w:author="PR Preview" w:date="2026-01-01T00:00:00Z">
-        <w:r>
-          <w:br/>
-        </w:r>
-      </w:ins>
-      <w:ins w:id="539" w:author="PR Preview" w:date="2026-01-01T00:00:00Z">
-        <w:r>
-          <w:br/>
-        </w:r>
-      </w:ins>
-      <w:ins w:id="540" w:author="PR Preview" w:date="2026-01-01T00:00:00Z">
-        <w:r>
-          <w:rPr>
-            <w:rStyle w:val="NormalTok"/>
-          </w:rPr>
-          <w:t xml:space="preserve">ggplot2</w:t>
-        </w:r>
-      </w:ins>
-      <w:ins w:id="541" w:author="PR Preview" w:date="2026-01-01T00:00:00Z">
-        <w:r>
-          <w:rPr>
-            <w:rStyle w:val="SpecialCharTok"/>
-          </w:rPr>
-          <w:t xml:space="preserve">::</w:t>
-        </w:r>
-      </w:ins>
-      <w:ins w:id="542" w:author="PR Preview" w:date="2026-01-01T00:00:00Z">
-        <w:r>
-          <w:rPr>
-            <w:rStyle w:val="FunctionTok"/>
-          </w:rPr>
-          <w:t xml:space="preserve">ggplot</w:t>
-        </w:r>
-      </w:ins>
-      <w:ins w:id="543" w:author="PR Preview" w:date="2026-01-01T00:00:00Z">
-        <w:r>
-          <w:rPr>
-            <w:rStyle w:val="NormalTok"/>
-          </w:rPr>
-          <w:t xml:space="preserve">(means_long, ggplot2</w:t>
-        </w:r>
-      </w:ins>
-      <w:ins w:id="544" w:author="PR Preview" w:date="2026-01-01T00:00:00Z">
-        <w:r>
-          <w:rPr>
-            <w:rStyle w:val="SpecialCharTok"/>
-          </w:rPr>
-          <w:t xml:space="preserve">::</w:t>
-        </w:r>
-      </w:ins>
-      <w:ins w:id="545" w:author="PR Preview" w:date="2026-01-01T00:00:00Z">
-        <w:r>
-          <w:rPr>
-            <w:rStyle w:val="FunctionTok"/>
-          </w:rPr>
-          <w:t xml:space="preserve">aes</w:t>
-        </w:r>
-      </w:ins>
-      <w:ins w:id="546" w:author="PR Preview" w:date="2026-01-01T00:00:00Z">
-        <w:r>
-          <w:rPr>
-            <w:rStyle w:val="NormalTok"/>
-          </w:rPr>
-          <w:t xml:space="preserve">(</w:t>
-        </w:r>
-      </w:ins>
-      <w:ins w:id="547" w:author="PR Preview" w:date="2026-01-01T00:00:00Z">
-        <w:r>
-          <w:rPr>
-            <w:rStyle w:val="AttributeTok"/>
-          </w:rPr>
-          <w:t xml:space="preserve">x =</w:t>
-        </w:r>
-      </w:ins>
-      <w:ins w:id="548" w:author="PR Preview" w:date="2026-01-01T00:00:00Z">
-        <w:r>
-          <w:rPr>
-            <w:rStyle w:val="NormalTok"/>
-          </w:rPr>
-          <w:t xml:space="preserve"> sample_mean)) </w:t>
-        </w:r>
-      </w:ins>
-      <w:ins w:id="549" w:author="PR Preview" w:date="2026-01-01T00:00:00Z">
-        <w:r>
-          <w:rPr>
-            <w:rStyle w:val="SpecialCharTok"/>
-          </w:rPr>
-          <w:t xml:space="preserve">+</w:t>
-        </w:r>
-      </w:ins>
-      <w:ins w:id="550" w:author="PR Preview" w:date="2026-01-01T00:00:00Z">
-        <w:r>
-          <w:br/>
-        </w:r>
-      </w:ins>
-      <w:ins w:id="551" w:author="PR Preview" w:date="2026-01-01T00:00:00Z">
-        <w:r>
-          <w:rPr>
-            <w:rStyle w:val="NormalTok"/>
-          </w:rPr>
-          <w:t xml:space="preserve">  ggplot2</w:t>
-        </w:r>
-      </w:ins>
-      <w:ins w:id="552" w:author="PR Preview" w:date="2026-01-01T00:00:00Z">
-        <w:r>
-          <w:rPr>
-            <w:rStyle w:val="SpecialCharTok"/>
-          </w:rPr>
-          <w:t xml:space="preserve">::</w:t>
-        </w:r>
-      </w:ins>
-      <w:ins w:id="553" w:author="PR Preview" w:date="2026-01-01T00:00:00Z">
-        <w:r>
-          <w:rPr>
-            <w:rStyle w:val="FunctionTok"/>
-          </w:rPr>
-          <w:t xml:space="preserve">geom_histogram</w:t>
-        </w:r>
-      </w:ins>
-      <w:ins w:id="554" w:author="PR Preview" w:date="2026-01-01T00:00:00Z">
-        <w:r>
-          <w:rPr>
-            <w:rStyle w:val="NormalTok"/>
-          </w:rPr>
-          <w:t xml:space="preserve">(</w:t>
-        </w:r>
-      </w:ins>
-      <w:ins w:id="555" w:author="PR Preview" w:date="2026-01-01T00:00:00Z">
-        <w:r>
-          <w:br/>
-        </w:r>
-      </w:ins>
-      <w:ins w:id="556" w:author="PR Preview" w:date="2026-01-01T00:00:00Z">
-        <w:r>
-          <w:rPr>
-            <w:rStyle w:val="NormalTok"/>
-          </w:rPr>
-          <w:t xml:space="preserve">    ggplot2</w:t>
-        </w:r>
-      </w:ins>
-      <w:ins w:id="557" w:author="PR Preview" w:date="2026-01-01T00:00:00Z">
-        <w:r>
-          <w:rPr>
-            <w:rStyle w:val="SpecialCharTok"/>
-          </w:rPr>
-          <w:t xml:space="preserve">::</w:t>
-        </w:r>
-      </w:ins>
-      <w:ins w:id="558" w:author="PR Preview" w:date="2026-01-01T00:00:00Z">
-        <w:r>
-          <w:rPr>
-            <w:rStyle w:val="FunctionTok"/>
-          </w:rPr>
-          <w:t xml:space="preserve">aes</w:t>
-        </w:r>
-      </w:ins>
-      <w:ins w:id="559" w:author="PR Preview" w:date="2026-01-01T00:00:00Z">
-        <w:r>
-          <w:rPr>
-            <w:rStyle w:val="NormalTok"/>
-          </w:rPr>
-          <w:t xml:space="preserve">(</w:t>
-        </w:r>
-      </w:ins>
-      <w:ins w:id="560" w:author="PR Preview" w:date="2026-01-01T00:00:00Z">
-        <w:r>
-          <w:rPr>
-            <w:rStyle w:val="AttributeTok"/>
-          </w:rPr>
-          <w:t xml:space="preserve">y =</w:t>
-        </w:r>
-      </w:ins>
-      <w:ins w:id="561" w:author="PR Preview" w:date="2026-01-01T00:00:00Z">
-        <w:r>
-          <w:rPr>
-            <w:rStyle w:val="NormalTok"/>
-          </w:rPr>
-          <w:t xml:space="preserve"> ggplot2</w:t>
-        </w:r>
-      </w:ins>
-      <w:ins w:id="562" w:author="PR Preview" w:date="2026-01-01T00:00:00Z">
-        <w:r>
-          <w:rPr>
-            <w:rStyle w:val="SpecialCharTok"/>
-          </w:rPr>
-          <w:t xml:space="preserve">::</w:t>
-        </w:r>
-      </w:ins>
-      <w:ins w:id="563" w:author="PR Preview" w:date="2026-01-01T00:00:00Z">
-        <w:r>
-          <w:rPr>
-            <w:rStyle w:val="FunctionTok"/>
-          </w:rPr>
-          <w:t xml:space="preserve">after_stat</w:t>
-        </w:r>
-      </w:ins>
-      <w:ins w:id="564" w:author="PR Preview" w:date="2026-01-01T00:00:00Z">
-        <w:r>
-          <w:rPr>
-            <w:rStyle w:val="NormalTok"/>
-          </w:rPr>
-          <w:t xml:space="preserve">(density)),</w:t>
-        </w:r>
-      </w:ins>
-      <w:ins w:id="565" w:author="PR Preview" w:date="2026-01-01T00:00:00Z">
-        <w:r>
-          <w:br/>
-        </w:r>
-      </w:ins>
-      <w:ins w:id="566" w:author="PR Preview" w:date="2026-01-01T00:00:00Z">
-        <w:r>
-          <w:rPr>
-            <w:rStyle w:val="NormalTok"/>
-          </w:rPr>
-          <w:t xml:space="preserve">    </w:t>
-        </w:r>
-      </w:ins>
-      <w:ins w:id="567" w:author="PR Preview" w:date="2026-01-01T00:00:00Z">
-        <w:r>
-          <w:rPr>
-            <w:rStyle w:val="AttributeTok"/>
-          </w:rPr>
-          <w:t xml:space="preserve">bins =</w:t>
-        </w:r>
-      </w:ins>
-      <w:ins w:id="568" w:author="PR Preview" w:date="2026-01-01T00:00:00Z">
-        <w:r>
-          <w:rPr>
-            <w:rStyle w:val="NormalTok"/>
-          </w:rPr>
-          <w:t xml:space="preserve"> </w:t>
-        </w:r>
-      </w:ins>
-      <w:ins w:id="569" w:author="PR Preview" w:date="2026-01-01T00:00:00Z">
-        <w:r>
-          <w:rPr>
-            <w:rStyle w:val="DecValTok"/>
-          </w:rPr>
-          <w:t xml:space="preserve">40</w:t>
-        </w:r>
-      </w:ins>
-      <w:ins w:id="570" w:author="PR Preview" w:date="2026-01-01T00:00:00Z">
-        <w:r>
-          <w:rPr>
-            <w:rStyle w:val="NormalTok"/>
-          </w:rPr>
-          <w:t xml:space="preserve">,</w:t>
-        </w:r>
-      </w:ins>
-      <w:ins w:id="571" w:author="PR Preview" w:date="2026-01-01T00:00:00Z">
-        <w:r>
-          <w:br/>
-        </w:r>
-      </w:ins>
-      <w:ins w:id="572" w:author="PR Preview" w:date="2026-01-01T00:00:00Z">
-        <w:r>
-          <w:rPr>
-            <w:rStyle w:val="NormalTok"/>
-          </w:rPr>
-          <w:t xml:space="preserve">    </w:t>
-        </w:r>
-      </w:ins>
-      <w:ins w:id="573" w:author="PR Preview" w:date="2026-01-01T00:00:00Z">
-        <w:r>
-          <w:rPr>
-            <w:rStyle w:val="AttributeTok"/>
-          </w:rPr>
-          <w:t xml:space="preserve">fill =</w:t>
-        </w:r>
-      </w:ins>
-      <w:ins w:id="574" w:author="PR Preview" w:date="2026-01-01T00:00:00Z">
-        <w:r>
-          <w:rPr>
-            <w:rStyle w:val="NormalTok"/>
-          </w:rPr>
-          <w:t xml:space="preserve"> </w:t>
-        </w:r>
-      </w:ins>
-      <w:ins w:id="575" w:author="PR Preview" w:date="2026-01-01T00:00:00Z">
-        <w:r>
-          <w:rPr>
-            <w:rStyle w:val="StringTok"/>
-          </w:rPr>
-          <w:t xml:space="preserve">"grey70"</w:t>
-        </w:r>
-      </w:ins>
-      <w:ins w:id="576" w:author="PR Preview" w:date="2026-01-01T00:00:00Z">
-        <w:r>
-          <w:rPr>
-            <w:rStyle w:val="NormalTok"/>
-          </w:rPr>
-          <w:t xml:space="preserve">,</w:t>
-        </w:r>
-      </w:ins>
-      <w:ins w:id="577" w:author="PR Preview" w:date="2026-01-01T00:00:00Z">
-        <w:r>
-          <w:br/>
-        </w:r>
-      </w:ins>
-      <w:ins w:id="578" w:author="PR Preview" w:date="2026-01-01T00:00:00Z">
-        <w:r>
-          <w:rPr>
-            <w:rStyle w:val="NormalTok"/>
-          </w:rPr>
-          <w:t xml:space="preserve">    </w:t>
-        </w:r>
-      </w:ins>
-      <w:ins w:id="579" w:author="PR Preview" w:date="2026-01-01T00:00:00Z">
-        <w:r>
-          <w:rPr>
-            <w:rStyle w:val="AttributeTok"/>
-          </w:rPr>
-          <w:t xml:space="preserve">color =</w:t>
-        </w:r>
-      </w:ins>
-      <w:ins w:id="580" w:author="PR Preview" w:date="2026-01-01T00:00:00Z">
-        <w:r>
-          <w:rPr>
-            <w:rStyle w:val="NormalTok"/>
-          </w:rPr>
-          <w:t xml:space="preserve"> </w:t>
-        </w:r>
-      </w:ins>
-      <w:ins w:id="581" w:author="PR Preview" w:date="2026-01-01T00:00:00Z">
-        <w:r>
-          <w:rPr>
-            <w:rStyle w:val="StringTok"/>
-          </w:rPr>
-          <w:t xml:space="preserve">"white"</w:t>
-        </w:r>
-      </w:ins>
-      <w:ins w:id="582" w:author="PR Preview" w:date="2026-01-01T00:00:00Z">
-        <w:r>
-          <w:br/>
-        </w:r>
-      </w:ins>
-      <w:ins w:id="583" w:author="PR Preview" w:date="2026-01-01T00:00:00Z">
-        <w:r>
-          <w:rPr>
-            <w:rStyle w:val="NormalTok"/>
-          </w:rPr>
-          <w:t xml:space="preserve">  ) </w:t>
-        </w:r>
-      </w:ins>
-      <w:ins w:id="584" w:author="PR Preview" w:date="2026-01-01T00:00:00Z">
-        <w:r>
-          <w:rPr>
-            <w:rStyle w:val="SpecialCharTok"/>
-          </w:rPr>
-          <w:t xml:space="preserve">+</w:t>
-        </w:r>
-      </w:ins>
-      <w:ins w:id="585" w:author="PR Preview" w:date="2026-01-01T00:00:00Z">
-        <w:r>
-          <w:br/>
-        </w:r>
-      </w:ins>
-      <w:ins w:id="586" w:author="PR Preview" w:date="2026-01-01T00:00:00Z">
-        <w:r>
-          <w:rPr>
-            <w:rStyle w:val="NormalTok"/>
-          </w:rPr>
-          <w:t xml:space="preserve">  ggplot2</w:t>
-        </w:r>
-      </w:ins>
-      <w:ins w:id="587" w:author="PR Preview" w:date="2026-01-01T00:00:00Z">
-        <w:r>
-          <w:rPr>
-            <w:rStyle w:val="SpecialCharTok"/>
-          </w:rPr>
-          <w:t xml:space="preserve">::</w:t>
-        </w:r>
-      </w:ins>
-      <w:ins w:id="588" w:author="PR Preview" w:date="2026-01-01T00:00:00Z">
-        <w:r>
-          <w:rPr>
-            <w:rStyle w:val="FunctionTok"/>
-          </w:rPr>
-          <w:t xml:space="preserve">geom_line</w:t>
-        </w:r>
-      </w:ins>
-      <w:ins w:id="589" w:author="PR Preview" w:date="2026-01-01T00:00:00Z">
-        <w:r>
-          <w:rPr>
-            <w:rStyle w:val="NormalTok"/>
-          </w:rPr>
-          <w:t xml:space="preserve">(</w:t>
-        </w:r>
-      </w:ins>
-      <w:ins w:id="590" w:author="PR Preview" w:date="2026-01-01T00:00:00Z">
-        <w:r>
-          <w:br/>
-        </w:r>
-      </w:ins>
-      <w:ins w:id="591" w:author="PR Preview" w:date="2026-01-01T00:00:00Z">
-        <w:r>
-          <w:rPr>
-            <w:rStyle w:val="NormalTok"/>
-          </w:rPr>
-          <w:t xml:space="preserve">    ggplot2</w:t>
-        </w:r>
-      </w:ins>
-      <w:ins w:id="592" w:author="PR Preview" w:date="2026-01-01T00:00:00Z">
-        <w:r>
-          <w:rPr>
-            <w:rStyle w:val="SpecialCharTok"/>
-          </w:rPr>
-          <w:t xml:space="preserve">::</w:t>
-        </w:r>
-      </w:ins>
-      <w:ins w:id="593" w:author="PR Preview" w:date="2026-01-01T00:00:00Z">
-        <w:r>
-          <w:rPr>
-            <w:rStyle w:val="FunctionTok"/>
-          </w:rPr>
-          <w:t xml:space="preserve">aes</w:t>
-        </w:r>
-      </w:ins>
-      <w:ins w:id="594" w:author="PR Preview" w:date="2026-01-01T00:00:00Z">
-        <w:r>
-          <w:rPr>
-            <w:rStyle w:val="NormalTok"/>
-          </w:rPr>
-          <w:t xml:space="preserve">(</w:t>
-        </w:r>
-      </w:ins>
-      <w:ins w:id="595" w:author="PR Preview" w:date="2026-01-01T00:00:00Z">
-        <w:r>
-          <w:rPr>
-            <w:rStyle w:val="AttributeTok"/>
-          </w:rPr>
-          <w:t xml:space="preserve">y =</w:t>
-        </w:r>
-      </w:ins>
-      <w:ins w:id="596" w:author="PR Preview" w:date="2026-01-01T00:00:00Z">
-        <w:r>
-          <w:rPr>
-            <w:rStyle w:val="NormalTok"/>
-          </w:rPr>
-          <w:t xml:space="preserve"> density),</w:t>
-        </w:r>
-      </w:ins>
-      <w:ins w:id="597" w:author="PR Preview" w:date="2026-01-01T00:00:00Z">
-        <w:r>
-          <w:br/>
-        </w:r>
-      </w:ins>
-      <w:ins w:id="598" w:author="PR Preview" w:date="2026-01-01T00:00:00Z">
-        <w:r>
-          <w:rPr>
-            <w:rStyle w:val="NormalTok"/>
-          </w:rPr>
-          <w:t xml:space="preserve">    </w:t>
-        </w:r>
-      </w:ins>
-      <w:ins w:id="599" w:author="PR Preview" w:date="2026-01-01T00:00:00Z">
-        <w:r>
-          <w:rPr>
-            <w:rStyle w:val="AttributeTok"/>
-          </w:rPr>
-          <w:t xml:space="preserve">data =</w:t>
-        </w:r>
-      </w:ins>
-      <w:ins w:id="600" w:author="PR Preview" w:date="2026-01-01T00:00:00Z">
-        <w:r>
-          <w:rPr>
-            <w:rStyle w:val="NormalTok"/>
-          </w:rPr>
-          <w:t xml:space="preserve"> normal_curves,</w:t>
-        </w:r>
-      </w:ins>
-      <w:ins w:id="601" w:author="PR Preview" w:date="2026-01-01T00:00:00Z">
-        <w:r>
-          <w:br/>
-        </w:r>
-      </w:ins>
-      <w:ins w:id="602" w:author="PR Preview" w:date="2026-01-01T00:00:00Z">
-        <w:r>
-          <w:rPr>
-            <w:rStyle w:val="NormalTok"/>
-          </w:rPr>
-          <w:t xml:space="preserve">    </w:t>
-        </w:r>
-      </w:ins>
-      <w:ins w:id="603" w:author="PR Preview" w:date="2026-01-01T00:00:00Z">
-        <w:r>
-          <w:rPr>
-            <w:rStyle w:val="AttributeTok"/>
-          </w:rPr>
-          <w:t xml:space="preserve">linewidth =</w:t>
-        </w:r>
-      </w:ins>
-      <w:ins w:id="604" w:author="PR Preview" w:date="2026-01-01T00:00:00Z">
-        <w:r>
-          <w:rPr>
-            <w:rStyle w:val="NormalTok"/>
-          </w:rPr>
-          <w:t xml:space="preserve"> </w:t>
-        </w:r>
-      </w:ins>
-      <w:ins w:id="605" w:author="PR Preview" w:date="2026-01-01T00:00:00Z">
-        <w:r>
-          <w:rPr>
-            <w:rStyle w:val="DecValTok"/>
-          </w:rPr>
-          <w:t xml:space="preserve">1</w:t>
-        </w:r>
-      </w:ins>
-      <w:ins w:id="606" w:author="PR Preview" w:date="2026-01-01T00:00:00Z">
-        <w:r>
-          <w:br/>
-        </w:r>
-      </w:ins>
-      <w:ins w:id="607" w:author="PR Preview" w:date="2026-01-01T00:00:00Z">
-        <w:r>
-          <w:rPr>
-            <w:rStyle w:val="NormalTok"/>
-          </w:rPr>
-          <w:t xml:space="preserve">  ) </w:t>
-        </w:r>
-      </w:ins>
-      <w:ins w:id="608" w:author="PR Preview" w:date="2026-01-01T00:00:00Z">
-        <w:r>
-          <w:rPr>
-            <w:rStyle w:val="SpecialCharTok"/>
-          </w:rPr>
-          <w:t xml:space="preserve">+</w:t>
-        </w:r>
-      </w:ins>
-      <w:ins w:id="609" w:author="PR Preview" w:date="2026-01-01T00:00:00Z">
-        <w:r>
-          <w:br/>
-        </w:r>
-      </w:ins>
-      <w:ins w:id="610" w:author="PR Preview" w:date="2026-01-01T00:00:00Z">
-        <w:r>
-          <w:rPr>
-            <w:rStyle w:val="NormalTok"/>
-          </w:rPr>
-          <w:t xml:space="preserve">  ggplot2</w:t>
-        </w:r>
-      </w:ins>
-      <w:ins w:id="611" w:author="PR Preview" w:date="2026-01-01T00:00:00Z">
-        <w:r>
-          <w:rPr>
-            <w:rStyle w:val="SpecialCharTok"/>
-          </w:rPr>
-          <w:t xml:space="preserve">::</w:t>
-        </w:r>
-      </w:ins>
-      <w:ins w:id="612" w:author="PR Preview" w:date="2026-01-01T00:00:00Z">
-        <w:r>
-          <w:rPr>
-            <w:rStyle w:val="FunctionTok"/>
-          </w:rPr>
-          <w:t xml:space="preserve">facet_wrap</w:t>
-        </w:r>
-      </w:ins>
-      <w:ins w:id="613" w:author="PR Preview" w:date="2026-01-01T00:00:00Z">
-        <w:r>
-          <w:rPr>
-            <w:rStyle w:val="NormalTok"/>
-          </w:rPr>
-          <w:t xml:space="preserve">(ggplot2</w:t>
-        </w:r>
-      </w:ins>
-      <w:ins w:id="614" w:author="PR Preview" w:date="2026-01-01T00:00:00Z">
-        <w:r>
-          <w:rPr>
-            <w:rStyle w:val="SpecialCharTok"/>
-          </w:rPr>
-          <w:t xml:space="preserve">::</w:t>
-        </w:r>
-      </w:ins>
-      <w:ins w:id="615" w:author="PR Preview" w:date="2026-01-01T00:00:00Z">
-        <w:r>
-          <w:rPr>
-            <w:rStyle w:val="FunctionTok"/>
-          </w:rPr>
-          <w:t xml:space="preserve">vars</w:t>
-        </w:r>
-      </w:ins>
-      <w:ins w:id="616" w:author="PR Preview" w:date="2026-01-01T00:00:00Z">
-        <w:r>
-          <w:rPr>
-            <w:rStyle w:val="NormalTok"/>
-          </w:rPr>
-          <w:t xml:space="preserve">(n), </w:t>
-        </w:r>
-      </w:ins>
-      <w:ins w:id="617" w:author="PR Preview" w:date="2026-01-01T00:00:00Z">
-        <w:r>
-          <w:rPr>
-            <w:rStyle w:val="AttributeTok"/>
-          </w:rPr>
-          <w:t xml:space="preserve">scales =</w:t>
-        </w:r>
-      </w:ins>
-      <w:ins w:id="618" w:author="PR Preview" w:date="2026-01-01T00:00:00Z">
-        <w:r>
-          <w:rPr>
-            <w:rStyle w:val="NormalTok"/>
-          </w:rPr>
-          <w:t xml:space="preserve"> </w:t>
-        </w:r>
-      </w:ins>
-      <w:ins w:id="619" w:author="PR Preview" w:date="2026-01-01T00:00:00Z">
-        <w:r>
-          <w:rPr>
-            <w:rStyle w:val="StringTok"/>
-          </w:rPr>
-          <w:t xml:space="preserve">"free"</w:t>
-        </w:r>
-      </w:ins>
-      <w:ins w:id="620" w:author="PR Preview" w:date="2026-01-01T00:00:00Z">
-        <w:r>
-          <w:rPr>
-            <w:rStyle w:val="NormalTok"/>
-          </w:rPr>
-          <w:t xml:space="preserve">) </w:t>
-        </w:r>
-      </w:ins>
-      <w:ins w:id="621" w:author="PR Preview" w:date="2026-01-01T00:00:00Z">
-        <w:r>
-          <w:rPr>
-            <w:rStyle w:val="SpecialCharTok"/>
-          </w:rPr>
-          <w:t xml:space="preserve">+</w:t>
-        </w:r>
-      </w:ins>
-      <w:ins w:id="622" w:author="PR Preview" w:date="2026-01-01T00:00:00Z">
-        <w:r>
-          <w:br/>
-        </w:r>
-      </w:ins>
-      <w:ins w:id="623" w:author="PR Preview" w:date="2026-01-01T00:00:00Z">
-        <w:r>
-          <w:rPr>
-            <w:rStyle w:val="NormalTok"/>
-          </w:rPr>
-          <w:t xml:space="preserve">  ggplot2</w:t>
-        </w:r>
-      </w:ins>
-      <w:ins w:id="624" w:author="PR Preview" w:date="2026-01-01T00:00:00Z">
-        <w:r>
-          <w:rPr>
-            <w:rStyle w:val="SpecialCharTok"/>
-          </w:rPr>
-          <w:t xml:space="preserve">::</w:t>
-        </w:r>
-      </w:ins>
-      <w:ins w:id="625" w:author="PR Preview" w:date="2026-01-01T00:00:00Z">
-        <w:r>
-          <w:rPr>
-            <w:rStyle w:val="FunctionTok"/>
-          </w:rPr>
-          <w:t xml:space="preserve">labs</w:t>
-        </w:r>
-      </w:ins>
-      <w:ins w:id="626" w:author="PR Preview" w:date="2026-01-01T00:00:00Z">
-        <w:r>
-          <w:rPr>
-            <w:rStyle w:val="NormalTok"/>
-          </w:rPr>
-          <w:t xml:space="preserve">(</w:t>
-        </w:r>
-      </w:ins>
-      <w:ins w:id="627" w:author="PR Preview" w:date="2026-01-01T00:00:00Z">
-        <w:r>
-          <w:rPr>
-            <w:rStyle w:val="AttributeTok"/>
-          </w:rPr>
-          <w:t xml:space="preserve">x =</w:t>
-        </w:r>
-      </w:ins>
-      <w:ins w:id="628" w:author="PR Preview" w:date="2026-01-01T00:00:00Z">
-        <w:r>
-          <w:rPr>
-            <w:rStyle w:val="NormalTok"/>
-          </w:rPr>
-          <w:t xml:space="preserve"> </w:t>
-        </w:r>
-      </w:ins>
-      <w:ins w:id="629" w:author="PR Preview" w:date="2026-01-01T00:00:00Z">
-        <w:r>
-          <w:rPr>
-            <w:rStyle w:val="StringTok"/>
-          </w:rPr>
-          <w:t xml:space="preserve">"sample mean of horsepower"</w:t>
-        </w:r>
-      </w:ins>
-      <w:ins w:id="630" w:author="PR Preview" w:date="2026-01-01T00:00:00Z">
-        <w:r>
-          <w:rPr>
-            <w:rStyle w:val="NormalTok"/>
-          </w:rPr>
-          <w:t xml:space="preserve">, </w:t>
-        </w:r>
-      </w:ins>
-      <w:ins w:id="631" w:author="PR Preview" w:date="2026-01-01T00:00:00Z">
-        <w:r>
-          <w:rPr>
-            <w:rStyle w:val="AttributeTok"/>
-          </w:rPr>
-          <w:t xml:space="preserve">y =</w:t>
-        </w:r>
-      </w:ins>
-      <w:ins w:id="632" w:author="PR Preview" w:date="2026-01-01T00:00:00Z">
-        <w:r>
-          <w:rPr>
-            <w:rStyle w:val="NormalTok"/>
-          </w:rPr>
-          <w:t xml:space="preserve"> </w:t>
-        </w:r>
-      </w:ins>
-      <w:ins w:id="633" w:author="PR Preview" w:date="2026-01-01T00:00:00Z">
-        <w:r>
-          <w:rPr>
-            <w:rStyle w:val="StringTok"/>
-          </w:rPr>
-          <w:t xml:space="preserve">"density"</w:t>
-        </w:r>
-      </w:ins>
-      <w:ins w:id="634" w:author="PR Preview" w:date="2026-01-01T00:00:00Z">
-        <w:r>
-          <w:rPr>
-            <w:rStyle w:val="NormalTok"/>
-          </w:rPr>
-          <w:t xml:space="preserve">) </w:t>
-        </w:r>
-      </w:ins>
-      <w:ins w:id="635" w:author="PR Preview" w:date="2026-01-01T00:00:00Z">
-        <w:r>
-          <w:rPr>
-            <w:rStyle w:val="SpecialCharTok"/>
-          </w:rPr>
-          <w:t xml:space="preserve">+</w:t>
-        </w:r>
-      </w:ins>
-      <w:ins w:id="636" w:author="PR Preview" w:date="2026-01-01T00:00:00Z">
-        <w:r>
-          <w:br/>
-        </w:r>
-      </w:ins>
-      <w:ins w:id="637" w:author="PR Preview" w:date="2026-01-01T00:00:00Z">
-        <w:r>
-          <w:rPr>
-            <w:rStyle w:val="NormalTok"/>
-          </w:rPr>
-          <w:t xml:space="preserve">  ggplot2</w:t>
-        </w:r>
-      </w:ins>
-      <w:ins w:id="638" w:author="PR Preview" w:date="2026-01-01T00:00:00Z">
-        <w:r>
-          <w:rPr>
-            <w:rStyle w:val="SpecialCharTok"/>
-          </w:rPr>
-          <w:t xml:space="preserve">::</w:t>
-        </w:r>
-      </w:ins>
-      <w:ins w:id="639" w:author="PR Preview" w:date="2026-01-01T00:00:00Z">
-        <w:r>
-          <w:rPr>
-            <w:rStyle w:val="FunctionTok"/>
-          </w:rPr>
           <w:t xml:space="preserve">theme_minimal</w:t>
         </w:r>
       </w:ins>
-      <w:ins w:id="640" w:author="PR Preview" w:date="2026-01-01T00:00:00Z">
+      <w:ins w:id="646" w:author="PR Preview" w:date="2026-01-01T00:00:00Z">
         <w:r>
           <w:rPr>
             <w:rStyle w:val="NormalTok"/>
